--- a/README.docx
+++ b/README.docx
@@ -4,7 +4,7 @@
   <w:body>
     <w:p>
       <w:pPr>
-        <w:pStyle w:val="Kop1"/>
+        <w:pStyle w:val="Heading1"/>
       </w:pPr>
       <w:r>
         <w:t>Korte beschrijving van product;</w:t>
@@ -15,48 +15,16 @@
         <w:t xml:space="preserve">Ons product is een game </w:t>
       </w:r>
       <w:r>
-        <w:t xml:space="preserve">die gemaakt is in de game engine </w:t>
-      </w:r>
-      <w:proofErr w:type="spellStart"/>
-      <w:r>
-        <w:t>Godot</w:t>
-      </w:r>
-      <w:proofErr w:type="spellEnd"/>
-      <w:r>
-        <w:t xml:space="preserve">. </w:t>
-      </w:r>
-      <w:r>
-        <w:t xml:space="preserve">Het is een simpele 2d </w:t>
-      </w:r>
-      <w:proofErr w:type="spellStart"/>
-      <w:r>
-        <w:t>platformer</w:t>
-      </w:r>
-      <w:proofErr w:type="spellEnd"/>
-      <w:r>
-        <w:t xml:space="preserve"> met een makkelijke besturing. De game gaat over Johnny en </w:t>
-      </w:r>
-      <w:r>
-        <w:t xml:space="preserve">je bestuurt hem terwijl je robot </w:t>
-      </w:r>
-      <w:proofErr w:type="spellStart"/>
-      <w:r>
-        <w:t>enemy’s</w:t>
-      </w:r>
-      <w:proofErr w:type="spellEnd"/>
-      <w:r>
-        <w:t xml:space="preserve"> tegenkomt. Die kan je verslaan door er op te springen of </w:t>
-      </w:r>
-      <w:r>
-        <w:t xml:space="preserve">ze te punchen. Versla 3 levels om de game te </w:t>
-      </w:r>
-      <w:proofErr w:type="spellStart"/>
-      <w:r>
-        <w:t>beaten</w:t>
-      </w:r>
-      <w:proofErr w:type="spellEnd"/>
-      <w:r>
-        <w:t>.</w:t>
+        <w:t xml:space="preserve">die gemaakt is in de game engine Godot. </w:t>
+      </w:r>
+      <w:r>
+        <w:t xml:space="preserve">Het is een simpele 2d platformer met een makkelijke besturing. De game gaat over Johnny en </w:t>
+      </w:r>
+      <w:r>
+        <w:t xml:space="preserve">je bestuurt hem terwijl je robot enemy’s tegenkomt. Die kan je verslaan door er op te springen of </w:t>
+      </w:r>
+      <w:r>
+        <w:t>ze te punchen. Versla 3 levels om de game te beaten.</w:t>
       </w:r>
     </w:p>
     <w:p>
@@ -128,7 +96,7 @@
     </w:p>
     <w:p>
       <w:pPr>
-        <w:pStyle w:val="Kop1"/>
+        <w:pStyle w:val="Heading1"/>
       </w:pPr>
       <w:r>
         <w:t>Hoe het product uitgevoerd kan worden:</w:t>
@@ -136,288 +104,48 @@
     </w:p>
     <w:p>
       <w:r>
-        <w:t xml:space="preserve">Open de project Informatica 1 folder en klik op de folder game. </w:t>
-      </w:r>
-      <w:proofErr w:type="spellStart"/>
-      <w:r>
-        <w:t>Scroll</w:t>
-      </w:r>
-      <w:proofErr w:type="spellEnd"/>
-      <w:r>
-        <w:t xml:space="preserve"> naar beneden totdat je het bestand Pro</w:t>
-      </w:r>
-      <w:r>
-        <w:t xml:space="preserve">ject met een </w:t>
-      </w:r>
-      <w:proofErr w:type="spellStart"/>
-      <w:r>
-        <w:t>Godot</w:t>
-      </w:r>
-      <w:proofErr w:type="spellEnd"/>
-      <w:r>
-        <w:t xml:space="preserve"> icon ziet. Klik daarop en je komt in </w:t>
-      </w:r>
-      <w:proofErr w:type="spellStart"/>
-      <w:r>
-        <w:t>Godot</w:t>
-      </w:r>
-      <w:proofErr w:type="spellEnd"/>
-      <w:r>
-        <w:t xml:space="preserve"> ter</w:t>
-      </w:r>
-      <w:r>
-        <w:t>e</w:t>
-      </w:r>
-      <w:r>
-        <w:t>cht</w:t>
-      </w:r>
-      <w:r>
-        <w:t xml:space="preserve"> In </w:t>
-      </w:r>
-      <w:proofErr w:type="spellStart"/>
-      <w:r>
-        <w:t>godot</w:t>
-      </w:r>
-      <w:proofErr w:type="spellEnd"/>
-      <w:r>
-        <w:t xml:space="preserve"> moet je op de </w:t>
-      </w:r>
-      <w:proofErr w:type="spellStart"/>
-      <w:r>
-        <w:t>play</w:t>
-      </w:r>
-      <w:proofErr w:type="spellEnd"/>
-      <w:r>
-        <w:t xml:space="preserve"> button klikken </w:t>
-      </w:r>
-      <w:proofErr w:type="spellStart"/>
-      <w:r>
-        <w:t>rechtboven</w:t>
-      </w:r>
-      <w:proofErr w:type="spellEnd"/>
-      <w:r>
-        <w:t xml:space="preserve">. Dan wordt ge game </w:t>
-      </w:r>
-      <w:r>
-        <w:t>geopend</w:t>
-      </w:r>
-      <w:r>
-        <w:t>.</w:t>
-      </w:r>
-    </w:p>
-    <w:p>
-      <w:r>
-        <w:rPr>
-          <w:noProof/>
-        </w:rPr>
-        <w:drawing>
-          <wp:inline distT="0" distB="0" distL="0" distR="0" wp14:anchorId="15417989" wp14:editId="59F1CE75">
-            <wp:extent cx="4882944" cy="2387600"/>
-            <wp:effectExtent l="0" t="0" r="0" b="0"/>
-            <wp:docPr id="638239341" name="Afbeelding 2" descr="Afbeelding met tekst, schermopname, software, Multimediasoftware&#10;&#10;Door AI gegenereerde inhoud is mogelijk onjuist."/>
-            <wp:cNvGraphicFramePr>
-              <a:graphicFrameLocks xmlns:a="http://schemas.openxmlformats.org/drawingml/2006/main" noChangeAspect="1"/>
-            </wp:cNvGraphicFramePr>
-            <a:graphic xmlns:a="http://schemas.openxmlformats.org/drawingml/2006/main">
-              <a:graphicData uri="http://schemas.openxmlformats.org/drawingml/2006/picture">
-                <pic:pic xmlns:pic="http://schemas.openxmlformats.org/drawingml/2006/picture">
-                  <pic:nvPicPr>
-                    <pic:cNvPr id="638239341" name="Afbeelding 2" descr="Afbeelding met tekst, schermopname, software, Multimediasoftware&#10;&#10;Door AI gegenereerde inhoud is mogelijk onjuist."/>
-                    <pic:cNvPicPr/>
-                  </pic:nvPicPr>
-                  <pic:blipFill>
-                    <a:blip r:embed="rId7" cstate="print">
-                      <a:extLst>
-                        <a:ext uri="{28A0092B-C50C-407E-A947-70E740481C1C}">
-                          <a14:useLocalDpi xmlns:a14="http://schemas.microsoft.com/office/drawing/2010/main" val="0"/>
-                        </a:ext>
-                      </a:extLst>
-                    </a:blip>
-                    <a:stretch>
-                      <a:fillRect/>
-                    </a:stretch>
-                  </pic:blipFill>
-                  <pic:spPr>
-                    <a:xfrm>
-                      <a:off x="0" y="0"/>
-                      <a:ext cx="4909801" cy="2400732"/>
-                    </a:xfrm>
-                    <a:prstGeom prst="rect">
-                      <a:avLst/>
-                    </a:prstGeom>
-                  </pic:spPr>
-                </pic:pic>
-              </a:graphicData>
-            </a:graphic>
-          </wp:inline>
-        </w:drawing>
-      </w:r>
-    </w:p>
-    <w:p>
-      <w:pPr>
-        <w:rPr>
-          <w:i/>
-          <w:iCs/>
-          <w:sz w:val="20"/>
-          <w:szCs w:val="20"/>
-        </w:rPr>
-      </w:pPr>
-      <w:r>
-        <w:rPr>
-          <w:i/>
-          <w:iCs/>
-          <w:sz w:val="20"/>
-          <w:szCs w:val="20"/>
-        </w:rPr>
-        <w:t>De knop om de game te openen</w:t>
-      </w:r>
-    </w:p>
-    <w:p>
-      <w:pPr>
-        <w:pStyle w:val="Kop1"/>
+        <w:t>In de folder met bronbestanden staat de game het heet “</w:t>
+      </w:r>
+      <w:r>
+        <w:t>CLICK THIS TO RUN GAME.exe</w:t>
+      </w:r>
+      <w:r>
+        <w:t>”.</w:t>
+      </w:r>
+    </w:p>
+    <w:p/>
+    <w:p>
+      <w:pPr>
+        <w:pStyle w:val="Heading1"/>
+      </w:pPr>
+      <w:r>
+        <w:t>Interactie</w:t>
+      </w:r>
+    </w:p>
+    <w:p>
+      <w:r>
+        <w:t>Voor het gebruiksinterface hebben wij gebruik gemaakt van de twee vuistregels Aesthetic and Minimalist design en Consistency and standards, wij hebben deze vuistregels gekozen aangezien deze vuistregels het beste aansloten voor het doel van de gebruikersinterface.</w:t>
+      </w:r>
+    </w:p>
+    <w:p>
+      <w:r>
+        <w:t xml:space="preserve">We hebben de settings tab alleen maar in de main menu kunnen plaatsen, omdat het te moeilijk was om in het pause menu te krijgen. We hebben besloten om  een knop naar de main menu in de pause menu te zetten, hierbij kunnen gebruikers toch nog naar de settings tab. </w:t>
+      </w:r>
+    </w:p>
+    <w:p>
+      <w:pPr>
+        <w:rPr>
+          <w:b/>
+          <w:bCs/>
+        </w:rPr>
       </w:pPr>
       <w:r>
         <w:lastRenderedPageBreak/>
-        <w:t>Interactie</w:t>
-      </w:r>
-    </w:p>
-    <w:p>
-      <w:r>
-        <w:t xml:space="preserve">Voor het gebruiksinterface hebben wij gebruik gemaakt van de twee vuistregels </w:t>
-      </w:r>
-      <w:proofErr w:type="spellStart"/>
-      <w:r>
-        <w:t>Aesthetic</w:t>
-      </w:r>
-      <w:proofErr w:type="spellEnd"/>
-      <w:r>
-        <w:t xml:space="preserve"> </w:t>
-      </w:r>
-      <w:proofErr w:type="spellStart"/>
-      <w:r>
-        <w:t>and</w:t>
-      </w:r>
-      <w:proofErr w:type="spellEnd"/>
-      <w:r>
-        <w:t xml:space="preserve"> Minimalist design en </w:t>
-      </w:r>
-      <w:proofErr w:type="spellStart"/>
-      <w:r>
-        <w:t>Consistency</w:t>
-      </w:r>
-      <w:proofErr w:type="spellEnd"/>
-      <w:r>
-        <w:t xml:space="preserve"> </w:t>
-      </w:r>
-      <w:proofErr w:type="spellStart"/>
-      <w:r>
-        <w:t>and</w:t>
-      </w:r>
-      <w:proofErr w:type="spellEnd"/>
-      <w:r>
-        <w:t xml:space="preserve"> </w:t>
-      </w:r>
-      <w:proofErr w:type="spellStart"/>
-      <w:r>
-        <w:t>standards</w:t>
-      </w:r>
-      <w:proofErr w:type="spellEnd"/>
-      <w:r>
-        <w:t>, wij hebben deze vuistregels gekozen aangezien deze vuistregels het beste aansloten voor het doel van de gebruikersinterface.</w:t>
-      </w:r>
-    </w:p>
-    <w:p>
-      <w:r>
-        <w:t xml:space="preserve">We hebben de </w:t>
-      </w:r>
-      <w:proofErr w:type="spellStart"/>
-      <w:r>
-        <w:t>settings</w:t>
-      </w:r>
-      <w:proofErr w:type="spellEnd"/>
-      <w:r>
-        <w:t xml:space="preserve"> tab alleen maar in de </w:t>
-      </w:r>
-      <w:proofErr w:type="spellStart"/>
-      <w:r>
-        <w:t>main</w:t>
-      </w:r>
-      <w:proofErr w:type="spellEnd"/>
-      <w:r>
-        <w:t xml:space="preserve"> menu kunnen plaatsen, omdat het te moeilijk was om in het </w:t>
-      </w:r>
-      <w:proofErr w:type="spellStart"/>
-      <w:r>
-        <w:t>pause</w:t>
-      </w:r>
-      <w:proofErr w:type="spellEnd"/>
-      <w:r>
-        <w:t xml:space="preserve"> menu te krijgen. We hebben besloten om  een knop naar de </w:t>
-      </w:r>
-      <w:proofErr w:type="spellStart"/>
-      <w:r>
-        <w:t>main</w:t>
-      </w:r>
-      <w:proofErr w:type="spellEnd"/>
-      <w:r>
-        <w:t xml:space="preserve"> menu in de </w:t>
-      </w:r>
-      <w:proofErr w:type="spellStart"/>
-      <w:r>
-        <w:t>pause</w:t>
-      </w:r>
-      <w:proofErr w:type="spellEnd"/>
-      <w:r>
-        <w:t xml:space="preserve"> menu te zetten, hierbij kunnen gebruikers toch nog naar de </w:t>
-      </w:r>
-      <w:proofErr w:type="spellStart"/>
-      <w:r>
-        <w:t>settings</w:t>
-      </w:r>
-      <w:proofErr w:type="spellEnd"/>
-      <w:r>
-        <w:t xml:space="preserve"> tab. </w:t>
-      </w:r>
-    </w:p>
-    <w:p>
-      <w:pPr>
-        <w:rPr>
-          <w:b/>
-          <w:bCs/>
-        </w:rPr>
-      </w:pPr>
-      <w:r>
         <w:t xml:space="preserve">Hierdoor hebben we de vuistregel </w:t>
       </w:r>
-      <w:proofErr w:type="spellStart"/>
-      <w:r>
-        <w:t>Recognition</w:t>
-      </w:r>
-      <w:proofErr w:type="spellEnd"/>
-      <w:r>
-        <w:t xml:space="preserve"> </w:t>
-      </w:r>
-      <w:proofErr w:type="spellStart"/>
-      <w:r>
-        <w:t>Rather</w:t>
-      </w:r>
-      <w:proofErr w:type="spellEnd"/>
-      <w:r>
-        <w:t xml:space="preserve"> </w:t>
-      </w:r>
-      <w:proofErr w:type="spellStart"/>
-      <w:r>
-        <w:t>than</w:t>
-      </w:r>
-      <w:proofErr w:type="spellEnd"/>
-      <w:r>
-        <w:t xml:space="preserve"> </w:t>
-      </w:r>
-      <w:proofErr w:type="spellStart"/>
-      <w:r>
-        <w:t>Recall</w:t>
-      </w:r>
-      <w:proofErr w:type="spellEnd"/>
+      <w:r>
+        <w:t>Recognition Rather than Recall</w:t>
+      </w:r>
       <w:r>
         <w:t xml:space="preserve"> moeten laten vallen, deze waren we wel </w:t>
       </w:r>
@@ -431,7 +159,7 @@
     <w:p/>
     <w:p>
       <w:pPr>
-        <w:pStyle w:val="Kop1"/>
+        <w:pStyle w:val="Heading1"/>
       </w:pPr>
       <w:r>
         <w:t>Resultaten gebruikersonderzoeken:</w:t>
@@ -439,7 +167,7 @@
     </w:p>
     <w:p>
       <w:pPr>
-        <w:pStyle w:val="Kop2"/>
+        <w:pStyle w:val="Heading2"/>
       </w:pPr>
       <w:r>
         <w:t>Interactie:</w:t>
@@ -466,27 +194,7 @@
           <w:bCs/>
           <w:color w:val="000000" w:themeColor="text1"/>
         </w:rPr>
-        <w:t xml:space="preserve">Navigeer naar </w:t>
-      </w:r>
-      <w:proofErr w:type="spellStart"/>
-      <w:r>
-        <w:rPr>
-          <w:rFonts w:eastAsia="Aptos" w:cs="Aptos"/>
-          <w:b/>
-          <w:bCs/>
-          <w:color w:val="000000" w:themeColor="text1"/>
-        </w:rPr>
-        <w:t>pause</w:t>
-      </w:r>
-      <w:proofErr w:type="spellEnd"/>
-      <w:r>
-        <w:rPr>
-          <w:rFonts w:eastAsia="Aptos" w:cs="Aptos"/>
-          <w:b/>
-          <w:bCs/>
-          <w:color w:val="000000" w:themeColor="text1"/>
-        </w:rPr>
-        <w:t xml:space="preserve"> menu:</w:t>
+        <w:t>Navigeer naar pause menu:</w:t>
       </w:r>
     </w:p>
     <w:p>
@@ -520,27 +228,7 @@
           <w:bCs/>
           <w:color w:val="000000" w:themeColor="text1"/>
         </w:rPr>
-        <w:t xml:space="preserve">Navigeer naar </w:t>
-      </w:r>
-      <w:proofErr w:type="spellStart"/>
-      <w:r>
-        <w:rPr>
-          <w:rFonts w:eastAsia="Aptos" w:cs="Aptos"/>
-          <w:b/>
-          <w:bCs/>
-          <w:color w:val="000000" w:themeColor="text1"/>
-        </w:rPr>
-        <w:t>settings</w:t>
-      </w:r>
-      <w:proofErr w:type="spellEnd"/>
-      <w:r>
-        <w:rPr>
-          <w:rFonts w:eastAsia="Aptos" w:cs="Aptos"/>
-          <w:b/>
-          <w:bCs/>
-          <w:color w:val="000000" w:themeColor="text1"/>
-        </w:rPr>
-        <w:t xml:space="preserve"> menu:</w:t>
+        <w:t>Navigeer naar settings menu:</w:t>
       </w:r>
     </w:p>
     <w:p>
@@ -589,23 +277,7 @@
           <w:rFonts w:eastAsia="Aptos" w:cs="Aptos"/>
           <w:color w:val="000000" w:themeColor="text1"/>
         </w:rPr>
-        <w:t xml:space="preserve">Dit was duidelijk voor de gebruiker, er zijn geen problemen hiermee. Ook bij de </w:t>
-      </w:r>
-      <w:proofErr w:type="spellStart"/>
-      <w:r>
-        <w:rPr>
-          <w:rFonts w:eastAsia="Aptos" w:cs="Aptos"/>
-          <w:color w:val="000000" w:themeColor="text1"/>
-        </w:rPr>
-        <w:t>pause</w:t>
-      </w:r>
-      <w:proofErr w:type="spellEnd"/>
-      <w:r>
-        <w:rPr>
-          <w:rFonts w:eastAsia="Aptos" w:cs="Aptos"/>
-          <w:color w:val="000000" w:themeColor="text1"/>
-        </w:rPr>
-        <w:t xml:space="preserve"> menu</w:t>
+        <w:t>Dit was duidelijk voor de gebruiker, er zijn geen problemen hiermee. Ook bij de pause menu</w:t>
       </w:r>
     </w:p>
     <w:p>
@@ -686,69 +358,217 @@
     </w:p>
     <w:p>
       <w:r>
-        <w:t xml:space="preserve">Moeder </w:t>
-      </w:r>
-      <w:proofErr w:type="spellStart"/>
-      <w:r>
-        <w:t>Vojtisek</w:t>
-      </w:r>
-      <w:proofErr w:type="spellEnd"/>
-      <w:r>
-        <w:t>:</w:t>
-      </w:r>
-    </w:p>
-    <w:p>
-      <w:pPr>
-        <w:rPr>
-          <w:rFonts w:ascii="Aptos" w:eastAsia="Aptos" w:hAnsi="Aptos" w:cs="Aptos"/>
-          <w:b/>
-          <w:bCs/>
-          <w:color w:val="000000" w:themeColor="text1"/>
-        </w:rPr>
-      </w:pPr>
-      <w:r>
-        <w:rPr>
-          <w:rFonts w:eastAsia="Aptos" w:cs="Aptos"/>
-          <w:b/>
-          <w:bCs/>
-          <w:color w:val="000000" w:themeColor="text1"/>
-        </w:rPr>
-        <w:t xml:space="preserve">Navigeer naar </w:t>
-      </w:r>
-      <w:proofErr w:type="spellStart"/>
-      <w:r>
-        <w:rPr>
-          <w:rFonts w:eastAsia="Aptos" w:cs="Aptos"/>
-          <w:b/>
-          <w:bCs/>
-          <w:color w:val="000000" w:themeColor="text1"/>
-        </w:rPr>
-        <w:t>pause</w:t>
-      </w:r>
-      <w:proofErr w:type="spellEnd"/>
-      <w:r>
-        <w:rPr>
-          <w:rFonts w:eastAsia="Aptos" w:cs="Aptos"/>
-          <w:b/>
-          <w:bCs/>
-          <w:color w:val="000000" w:themeColor="text1"/>
-        </w:rPr>
-        <w:t xml:space="preserve"> menu:</w:t>
-      </w:r>
-    </w:p>
-    <w:p>
-      <w:pPr>
-        <w:rPr>
-          <w:rFonts w:ascii="Aptos" w:eastAsia="Aptos" w:hAnsi="Aptos" w:cs="Aptos"/>
-          <w:color w:val="000000" w:themeColor="text1"/>
-        </w:rPr>
-      </w:pPr>
-      <w:r>
-        <w:rPr>
-          <w:rFonts w:eastAsia="Aptos" w:cs="Aptos"/>
+        <w:t>Moeder Vojtisek:</w:t>
+      </w:r>
+    </w:p>
+    <w:p>
+      <w:pPr>
+        <w:rPr>
+          <w:rFonts w:ascii="Aptos" w:eastAsia="Aptos" w:hAnsi="Aptos" w:cs="Aptos"/>
+          <w:b/>
+          <w:bCs/>
+          <w:color w:val="000000" w:themeColor="text1"/>
+        </w:rPr>
+      </w:pPr>
+      <w:r>
+        <w:rPr>
+          <w:rFonts w:eastAsia="Aptos" w:cs="Aptos"/>
+          <w:b/>
+          <w:bCs/>
+          <w:color w:val="000000" w:themeColor="text1"/>
+        </w:rPr>
+        <w:t>Navigeer naar pause menu:</w:t>
+      </w:r>
+    </w:p>
+    <w:p>
+      <w:pPr>
+        <w:rPr>
+          <w:rFonts w:ascii="Aptos" w:eastAsia="Aptos" w:hAnsi="Aptos" w:cs="Aptos"/>
+          <w:color w:val="000000" w:themeColor="text1"/>
+        </w:rPr>
+      </w:pPr>
+      <w:r>
+        <w:rPr>
+          <w:rFonts w:eastAsia="Aptos" w:cs="Aptos"/>
+          <w:color w:val="000000" w:themeColor="text1"/>
+        </w:rPr>
+        <w:t>Gelukt, geen opmerkingen.</w:t>
+      </w:r>
+    </w:p>
+    <w:p>
+      <w:pPr>
+        <w:rPr>
+          <w:rFonts w:ascii="Aptos" w:eastAsia="Aptos" w:hAnsi="Aptos" w:cs="Aptos"/>
+          <w:b/>
+          <w:bCs/>
+          <w:color w:val="000000" w:themeColor="text1"/>
+        </w:rPr>
+      </w:pPr>
+      <w:r>
+        <w:rPr>
+          <w:rFonts w:eastAsia="Aptos" w:cs="Aptos"/>
+          <w:b/>
+          <w:bCs/>
+          <w:color w:val="000000" w:themeColor="text1"/>
+        </w:rPr>
+        <w:t>Navigeer naar settings menu:</w:t>
+      </w:r>
+    </w:p>
+    <w:p>
+      <w:pPr>
+        <w:rPr>
+          <w:rFonts w:ascii="Aptos" w:eastAsia="Aptos" w:hAnsi="Aptos" w:cs="Aptos"/>
+          <w:color w:val="000000" w:themeColor="text1"/>
+        </w:rPr>
+      </w:pPr>
+      <w:r>
+        <w:rPr>
+          <w:rFonts w:eastAsia="Aptos" w:cs="Aptos"/>
+          <w:color w:val="000000" w:themeColor="text1"/>
+        </w:rPr>
+        <w:t>Gelukt, geen opmerkingen.</w:t>
+      </w:r>
+    </w:p>
+    <w:p>
+      <w:pPr>
+        <w:rPr>
+          <w:rFonts w:ascii="Aptos" w:eastAsia="Aptos" w:hAnsi="Aptos" w:cs="Aptos"/>
+          <w:b/>
+          <w:bCs/>
+          <w:color w:val="000000" w:themeColor="text1"/>
+        </w:rPr>
+      </w:pPr>
+      <w:r>
+        <w:rPr>
+          <w:rFonts w:eastAsia="Aptos" w:cs="Aptos"/>
+          <w:b/>
+          <w:bCs/>
+          <w:color w:val="000000" w:themeColor="text1"/>
+        </w:rPr>
+        <w:t>Sluit het spel af:</w:t>
+      </w:r>
+    </w:p>
+    <w:p>
+      <w:pPr>
+        <w:rPr>
+          <w:rFonts w:ascii="Aptos" w:eastAsia="Aptos" w:hAnsi="Aptos" w:cs="Aptos"/>
+          <w:color w:val="000000" w:themeColor="text1"/>
+        </w:rPr>
+      </w:pPr>
+      <w:r>
+        <w:rPr>
+          <w:rFonts w:eastAsia="Aptos" w:cs="Aptos"/>
+          <w:color w:val="000000" w:themeColor="text1"/>
+        </w:rPr>
+        <w:t>Gelukt, geen opmerkingen.</w:t>
+      </w:r>
+    </w:p>
+    <w:p>
+      <w:pPr>
+        <w:rPr>
+          <w:rFonts w:ascii="Aptos" w:eastAsia="Aptos" w:hAnsi="Aptos" w:cs="Aptos"/>
+          <w:b/>
+          <w:bCs/>
+          <w:color w:val="000000" w:themeColor="text1"/>
+        </w:rPr>
+      </w:pPr>
+      <w:r>
+        <w:rPr>
+          <w:rFonts w:eastAsia="Aptos" w:cs="Aptos"/>
+          <w:b/>
+          <w:bCs/>
+          <w:color w:val="000000" w:themeColor="text1"/>
+        </w:rPr>
+        <w:t>Verander screen:</w:t>
+      </w:r>
+    </w:p>
+    <w:p>
+      <w:pPr>
+        <w:rPr>
+          <w:rFonts w:ascii="Aptos" w:eastAsia="Aptos" w:hAnsi="Aptos" w:cs="Aptos"/>
+          <w:color w:val="000000" w:themeColor="text1"/>
+        </w:rPr>
+      </w:pPr>
+      <w:r>
+        <w:rPr>
+          <w:rFonts w:eastAsia="Aptos" w:cs="Aptos"/>
+          <w:color w:val="000000" w:themeColor="text1"/>
+        </w:rPr>
+        <w:t>Gelukt, geen opmerkingen.</w:t>
+      </w:r>
+    </w:p>
+    <w:p>
+      <w:pPr>
+        <w:rPr>
+          <w:rFonts w:ascii="Aptos" w:eastAsia="Aptos" w:hAnsi="Aptos" w:cs="Aptos"/>
+          <w:b/>
+          <w:bCs/>
+          <w:color w:val="000000" w:themeColor="text1"/>
+        </w:rPr>
+      </w:pPr>
+      <w:r>
+        <w:rPr>
+          <w:rFonts w:eastAsia="Aptos" w:cs="Aptos"/>
+          <w:b/>
+          <w:bCs/>
           <w:color w:val="000000" w:themeColor="text1"/>
         </w:rPr>
         <w:lastRenderedPageBreak/>
+        <w:t>Zet muziek aan/uit:</w:t>
+      </w:r>
+    </w:p>
+    <w:p>
+      <w:pPr>
+        <w:rPr>
+          <w:rFonts w:eastAsia="Aptos" w:cs="Aptos"/>
+          <w:color w:val="000000" w:themeColor="text1"/>
+        </w:rPr>
+      </w:pPr>
+      <w:r>
+        <w:rPr>
+          <w:rFonts w:eastAsia="Aptos" w:cs="Aptos"/>
+          <w:color w:val="000000" w:themeColor="text1"/>
+        </w:rPr>
+        <w:t>Gelukt, zag knopje over het hoofd.</w:t>
+      </w:r>
+    </w:p>
+    <w:p/>
+    <w:p>
+      <w:r>
+        <w:t>Oudere vriend Vojtisek:</w:t>
+      </w:r>
+    </w:p>
+    <w:p>
+      <w:pPr>
+        <w:rPr>
+          <w:rFonts w:ascii="Aptos" w:eastAsia="Aptos" w:hAnsi="Aptos" w:cs="Aptos"/>
+          <w:b/>
+          <w:bCs/>
+          <w:color w:val="000000" w:themeColor="text1"/>
+        </w:rPr>
+      </w:pPr>
+      <w:r>
+        <w:rPr>
+          <w:rFonts w:eastAsia="Aptos" w:cs="Aptos"/>
+          <w:b/>
+          <w:bCs/>
+          <w:color w:val="000000" w:themeColor="text1"/>
+        </w:rPr>
+        <w:t>Navigeer naar pause menu:</w:t>
+      </w:r>
+    </w:p>
+    <w:p>
+      <w:pPr>
+        <w:rPr>
+          <w:rFonts w:ascii="Aptos" w:eastAsia="Aptos" w:hAnsi="Aptos" w:cs="Aptos"/>
+          <w:color w:val="000000" w:themeColor="text1"/>
+        </w:rPr>
+      </w:pPr>
+      <w:r>
+        <w:rPr>
+          <w:rFonts w:eastAsia="Aptos" w:cs="Aptos"/>
+          <w:color w:val="000000" w:themeColor="text1"/>
+        </w:rPr>
         <w:t>Gelukt, geen opmerkingen.</w:t>
       </w:r>
     </w:p>
@@ -768,27 +588,7 @@
           <w:bCs/>
           <w:color w:val="000000" w:themeColor="text1"/>
         </w:rPr>
-        <w:t xml:space="preserve">Navigeer naar </w:t>
-      </w:r>
-      <w:proofErr w:type="spellStart"/>
-      <w:r>
-        <w:rPr>
-          <w:rFonts w:eastAsia="Aptos" w:cs="Aptos"/>
-          <w:b/>
-          <w:bCs/>
-          <w:color w:val="000000" w:themeColor="text1"/>
-        </w:rPr>
-        <w:t>settings</w:t>
-      </w:r>
-      <w:proofErr w:type="spellEnd"/>
-      <w:r>
-        <w:rPr>
-          <w:rFonts w:eastAsia="Aptos" w:cs="Aptos"/>
-          <w:b/>
-          <w:bCs/>
-          <w:color w:val="000000" w:themeColor="text1"/>
-        </w:rPr>
-        <w:t xml:space="preserve"> menu:</w:t>
+        <w:t>Navigeer naar settings menu:</w:t>
       </w:r>
     </w:p>
     <w:p>
@@ -871,6 +671,40 @@
           <w:rFonts w:eastAsia="Aptos" w:cs="Aptos"/>
           <w:color w:val="000000" w:themeColor="text1"/>
         </w:rPr>
+        <w:t>Gelukt, gebruikte in eerste instantie balk boven het programma</w:t>
+      </w:r>
+    </w:p>
+    <w:p>
+      <w:pPr>
+        <w:rPr>
+          <w:rFonts w:ascii="Aptos" w:eastAsia="Aptos" w:hAnsi="Aptos" w:cs="Aptos"/>
+          <w:b/>
+          <w:bCs/>
+          <w:color w:val="000000" w:themeColor="text1"/>
+        </w:rPr>
+      </w:pPr>
+      <w:r>
+        <w:rPr>
+          <w:rFonts w:eastAsia="Aptos" w:cs="Aptos"/>
+          <w:b/>
+          <w:bCs/>
+          <w:color w:val="000000" w:themeColor="text1"/>
+        </w:rPr>
+        <w:t>Zet muziek aan/uit:</w:t>
+      </w:r>
+    </w:p>
+    <w:p>
+      <w:pPr>
+        <w:rPr>
+          <w:rFonts w:ascii="Aptos" w:eastAsia="Aptos" w:hAnsi="Aptos" w:cs="Aptos"/>
+          <w:color w:val="000000" w:themeColor="text1"/>
+        </w:rPr>
+      </w:pPr>
+      <w:r>
+        <w:rPr>
+          <w:rFonts w:eastAsia="Aptos" w:cs="Aptos"/>
+          <w:color w:val="000000" w:themeColor="text1"/>
+        </w:rPr>
         <w:t>Gelukt, geen opmerkingen.</w:t>
       </w:r>
     </w:p>
@@ -878,837 +712,309 @@
       <w:pPr>
         <w:rPr>
           <w:rFonts w:ascii="Aptos" w:eastAsia="Aptos" w:hAnsi="Aptos" w:cs="Aptos"/>
-          <w:b/>
-          <w:bCs/>
-          <w:color w:val="000000" w:themeColor="text1"/>
-        </w:rPr>
-      </w:pPr>
-      <w:r>
-        <w:rPr>
-          <w:rFonts w:eastAsia="Aptos" w:cs="Aptos"/>
-          <w:b/>
-          <w:bCs/>
-          <w:color w:val="000000" w:themeColor="text1"/>
-        </w:rPr>
-        <w:t>Zet muziek aan/uit:</w:t>
-      </w:r>
-    </w:p>
-    <w:p>
-      <w:pPr>
-        <w:rPr>
-          <w:rFonts w:eastAsia="Aptos" w:cs="Aptos"/>
-          <w:color w:val="000000" w:themeColor="text1"/>
-        </w:rPr>
-      </w:pPr>
-      <w:r>
-        <w:rPr>
-          <w:rFonts w:eastAsia="Aptos" w:cs="Aptos"/>
-          <w:color w:val="000000" w:themeColor="text1"/>
-        </w:rPr>
-        <w:t>Gelukt, zag knopje over het hoofd.</w:t>
+          <w:color w:val="000000" w:themeColor="text1"/>
+        </w:rPr>
+      </w:pPr>
+    </w:p>
+    <w:p>
+      <w:pPr>
+        <w:rPr>
+          <w:rFonts w:ascii="Aptos" w:eastAsia="Aptos" w:hAnsi="Aptos" w:cs="Aptos"/>
+          <w:b/>
+          <w:bCs/>
+          <w:color w:val="000000" w:themeColor="text1"/>
+        </w:rPr>
+      </w:pPr>
+      <w:r>
+        <w:rPr>
+          <w:rFonts w:eastAsia="Aptos" w:cs="Aptos"/>
+          <w:b/>
+          <w:bCs/>
+          <w:color w:val="000000" w:themeColor="text1"/>
+        </w:rPr>
+        <w:t>Al met al is de main menu en de pause menu goed en duidelijk in elkaar gezet. Er zijn geen veranderingen nodig.</w:t>
+      </w:r>
+    </w:p>
+    <w:p>
+      <w:pPr>
+        <w:rPr>
+          <w:rFonts w:ascii="Aptos" w:eastAsia="Aptos" w:hAnsi="Aptos" w:cs="Aptos"/>
+          <w:color w:val="000000" w:themeColor="text1"/>
+        </w:rPr>
+      </w:pPr>
+    </w:p>
+    <w:p>
+      <w:pPr>
+        <w:pStyle w:val="Heading2"/>
+      </w:pPr>
+      <w:r>
+        <w:t>User experience:</w:t>
+      </w:r>
+    </w:p>
+    <w:p>
+      <w:r>
+        <w:t>Doel=nieuwe mensen te leren spelen</w:t>
       </w:r>
     </w:p>
     <w:p/>
     <w:p>
       <w:r>
-        <w:t xml:space="preserve">Oudere vriend </w:t>
-      </w:r>
-      <w:proofErr w:type="spellStart"/>
-      <w:r>
-        <w:t>Vojtisek</w:t>
-      </w:r>
-      <w:proofErr w:type="spellEnd"/>
-      <w:r>
-        <w:t>:</w:t>
-      </w:r>
-    </w:p>
-    <w:p>
-      <w:pPr>
-        <w:rPr>
-          <w:rFonts w:ascii="Aptos" w:eastAsia="Aptos" w:hAnsi="Aptos" w:cs="Aptos"/>
-          <w:b/>
-          <w:bCs/>
-          <w:color w:val="000000" w:themeColor="text1"/>
-        </w:rPr>
-      </w:pPr>
-      <w:r>
-        <w:rPr>
-          <w:rFonts w:eastAsia="Aptos" w:cs="Aptos"/>
-          <w:b/>
-          <w:bCs/>
-          <w:color w:val="000000" w:themeColor="text1"/>
-        </w:rPr>
-        <w:t xml:space="preserve">Navigeer naar </w:t>
-      </w:r>
-      <w:proofErr w:type="spellStart"/>
-      <w:r>
-        <w:rPr>
-          <w:rFonts w:eastAsia="Aptos" w:cs="Aptos"/>
-          <w:b/>
-          <w:bCs/>
-          <w:color w:val="000000" w:themeColor="text1"/>
-        </w:rPr>
-        <w:t>pause</w:t>
-      </w:r>
-      <w:proofErr w:type="spellEnd"/>
-      <w:r>
-        <w:rPr>
-          <w:rFonts w:eastAsia="Aptos" w:cs="Aptos"/>
-          <w:b/>
-          <w:bCs/>
-          <w:color w:val="000000" w:themeColor="text1"/>
-        </w:rPr>
-        <w:t xml:space="preserve"> menu:</w:t>
-      </w:r>
-    </w:p>
-    <w:p>
-      <w:pPr>
-        <w:rPr>
-          <w:rFonts w:ascii="Aptos" w:eastAsia="Aptos" w:hAnsi="Aptos" w:cs="Aptos"/>
-          <w:color w:val="000000" w:themeColor="text1"/>
-        </w:rPr>
-      </w:pPr>
-      <w:r>
-        <w:rPr>
-          <w:rFonts w:eastAsia="Aptos" w:cs="Aptos"/>
-          <w:color w:val="000000" w:themeColor="text1"/>
-        </w:rPr>
-        <w:t>Gelukt, geen opmerkingen.</w:t>
-      </w:r>
-    </w:p>
-    <w:p>
-      <w:pPr>
-        <w:rPr>
-          <w:rFonts w:ascii="Aptos" w:eastAsia="Aptos" w:hAnsi="Aptos" w:cs="Aptos"/>
-          <w:b/>
-          <w:bCs/>
-          <w:color w:val="000000" w:themeColor="text1"/>
-        </w:rPr>
-      </w:pPr>
-      <w:r>
-        <w:rPr>
-          <w:rFonts w:eastAsia="Aptos" w:cs="Aptos"/>
-          <w:b/>
-          <w:bCs/>
-          <w:color w:val="000000" w:themeColor="text1"/>
-        </w:rPr>
-        <w:t xml:space="preserve">Navigeer naar </w:t>
-      </w:r>
-      <w:proofErr w:type="spellStart"/>
-      <w:r>
-        <w:rPr>
-          <w:rFonts w:eastAsia="Aptos" w:cs="Aptos"/>
-          <w:b/>
-          <w:bCs/>
-          <w:color w:val="000000" w:themeColor="text1"/>
-        </w:rPr>
-        <w:t>settings</w:t>
-      </w:r>
-      <w:proofErr w:type="spellEnd"/>
-      <w:r>
-        <w:rPr>
-          <w:rFonts w:eastAsia="Aptos" w:cs="Aptos"/>
-          <w:b/>
-          <w:bCs/>
-          <w:color w:val="000000" w:themeColor="text1"/>
-        </w:rPr>
-        <w:t xml:space="preserve"> menu:</w:t>
-      </w:r>
-    </w:p>
-    <w:p>
-      <w:pPr>
-        <w:rPr>
-          <w:rFonts w:ascii="Aptos" w:eastAsia="Aptos" w:hAnsi="Aptos" w:cs="Aptos"/>
-          <w:color w:val="000000" w:themeColor="text1"/>
-        </w:rPr>
-      </w:pPr>
-      <w:r>
-        <w:rPr>
-          <w:rFonts w:eastAsia="Aptos" w:cs="Aptos"/>
-          <w:color w:val="000000" w:themeColor="text1"/>
-        </w:rPr>
-        <w:t>Gelukt, geen opmerkingen.</w:t>
-      </w:r>
-    </w:p>
-    <w:p>
-      <w:pPr>
-        <w:rPr>
-          <w:rFonts w:ascii="Aptos" w:eastAsia="Aptos" w:hAnsi="Aptos" w:cs="Aptos"/>
-          <w:b/>
-          <w:bCs/>
-          <w:color w:val="000000" w:themeColor="text1"/>
-        </w:rPr>
-      </w:pPr>
-      <w:r>
-        <w:rPr>
-          <w:rFonts w:eastAsia="Aptos" w:cs="Aptos"/>
-          <w:b/>
-          <w:bCs/>
-          <w:color w:val="000000" w:themeColor="text1"/>
-        </w:rPr>
-        <w:t>Sluit het spel af:</w:t>
-      </w:r>
-    </w:p>
-    <w:p>
-      <w:pPr>
-        <w:rPr>
-          <w:rFonts w:ascii="Aptos" w:eastAsia="Aptos" w:hAnsi="Aptos" w:cs="Aptos"/>
-          <w:color w:val="000000" w:themeColor="text1"/>
-        </w:rPr>
-      </w:pPr>
-      <w:r>
-        <w:rPr>
-          <w:rFonts w:eastAsia="Aptos" w:cs="Aptos"/>
-          <w:color w:val="000000" w:themeColor="text1"/>
-        </w:rPr>
-        <w:t>Gelukt, geen opmerkingen.</w:t>
-      </w:r>
-    </w:p>
-    <w:p>
-      <w:pPr>
-        <w:rPr>
-          <w:rFonts w:ascii="Aptos" w:eastAsia="Aptos" w:hAnsi="Aptos" w:cs="Aptos"/>
-          <w:b/>
-          <w:bCs/>
-          <w:color w:val="000000" w:themeColor="text1"/>
-        </w:rPr>
-      </w:pPr>
-      <w:r>
-        <w:rPr>
-          <w:rFonts w:eastAsia="Aptos" w:cs="Aptos"/>
-          <w:b/>
-          <w:bCs/>
-          <w:color w:val="000000" w:themeColor="text1"/>
-        </w:rPr>
-        <w:t>Verander screen:</w:t>
-      </w:r>
-    </w:p>
-    <w:p>
-      <w:pPr>
-        <w:rPr>
-          <w:rFonts w:ascii="Aptos" w:eastAsia="Aptos" w:hAnsi="Aptos" w:cs="Aptos"/>
-          <w:color w:val="000000" w:themeColor="text1"/>
-        </w:rPr>
-      </w:pPr>
-      <w:r>
-        <w:rPr>
-          <w:rFonts w:eastAsia="Aptos" w:cs="Aptos"/>
-          <w:color w:val="000000" w:themeColor="text1"/>
-        </w:rPr>
-        <w:t>Gelukt, gebruikte in eerste instantie balk boven het programma</w:t>
-      </w:r>
-    </w:p>
-    <w:p>
-      <w:pPr>
-        <w:rPr>
-          <w:rFonts w:ascii="Aptos" w:eastAsia="Aptos" w:hAnsi="Aptos" w:cs="Aptos"/>
-          <w:b/>
-          <w:bCs/>
-          <w:color w:val="000000" w:themeColor="text1"/>
-        </w:rPr>
-      </w:pPr>
-      <w:r>
-        <w:rPr>
-          <w:rFonts w:eastAsia="Aptos" w:cs="Aptos"/>
-          <w:b/>
-          <w:bCs/>
-          <w:color w:val="000000" w:themeColor="text1"/>
-        </w:rPr>
-        <w:t>Zet muziek aan/uit:</w:t>
-      </w:r>
-    </w:p>
-    <w:p>
-      <w:pPr>
-        <w:rPr>
-          <w:rFonts w:ascii="Aptos" w:eastAsia="Aptos" w:hAnsi="Aptos" w:cs="Aptos"/>
-          <w:color w:val="000000" w:themeColor="text1"/>
-        </w:rPr>
-      </w:pPr>
-      <w:r>
-        <w:rPr>
-          <w:rFonts w:eastAsia="Aptos" w:cs="Aptos"/>
-          <w:color w:val="000000" w:themeColor="text1"/>
-        </w:rPr>
-        <w:t>Gelukt, geen opmerkingen.</w:t>
-      </w:r>
-    </w:p>
-    <w:p>
-      <w:pPr>
-        <w:rPr>
-          <w:rFonts w:ascii="Aptos" w:eastAsia="Aptos" w:hAnsi="Aptos" w:cs="Aptos"/>
-          <w:color w:val="000000" w:themeColor="text1"/>
-        </w:rPr>
-      </w:pPr>
-    </w:p>
-    <w:p>
-      <w:pPr>
-        <w:rPr>
-          <w:rFonts w:ascii="Aptos" w:eastAsia="Aptos" w:hAnsi="Aptos" w:cs="Aptos"/>
-          <w:b/>
-          <w:bCs/>
-          <w:color w:val="000000" w:themeColor="text1"/>
-        </w:rPr>
-      </w:pPr>
-      <w:r>
-        <w:rPr>
-          <w:rFonts w:eastAsia="Aptos" w:cs="Aptos"/>
-          <w:b/>
-          <w:bCs/>
-          <w:color w:val="000000" w:themeColor="text1"/>
-        </w:rPr>
-        <w:t xml:space="preserve">Al met al is de </w:t>
-      </w:r>
-      <w:proofErr w:type="spellStart"/>
-      <w:r>
-        <w:rPr>
-          <w:rFonts w:eastAsia="Aptos" w:cs="Aptos"/>
-          <w:b/>
-          <w:bCs/>
-          <w:color w:val="000000" w:themeColor="text1"/>
-        </w:rPr>
-        <w:t>main</w:t>
-      </w:r>
-      <w:proofErr w:type="spellEnd"/>
-      <w:r>
-        <w:rPr>
-          <w:rFonts w:eastAsia="Aptos" w:cs="Aptos"/>
-          <w:b/>
-          <w:bCs/>
-          <w:color w:val="000000" w:themeColor="text1"/>
-        </w:rPr>
-        <w:t xml:space="preserve"> menu en de </w:t>
-      </w:r>
-      <w:proofErr w:type="spellStart"/>
-      <w:r>
-        <w:rPr>
-          <w:rFonts w:eastAsia="Aptos" w:cs="Aptos"/>
-          <w:b/>
-          <w:bCs/>
-          <w:color w:val="000000" w:themeColor="text1"/>
-        </w:rPr>
-        <w:t>pause</w:t>
-      </w:r>
-      <w:proofErr w:type="spellEnd"/>
-      <w:r>
-        <w:rPr>
-          <w:rFonts w:eastAsia="Aptos" w:cs="Aptos"/>
-          <w:b/>
-          <w:bCs/>
-          <w:color w:val="000000" w:themeColor="text1"/>
-        </w:rPr>
-        <w:t xml:space="preserve"> menu goed en duidelijk in elkaar gezet. Er zijn geen veranderingen nodig.</w:t>
-      </w:r>
-    </w:p>
-    <w:p>
-      <w:pPr>
-        <w:rPr>
-          <w:rFonts w:ascii="Aptos" w:eastAsia="Aptos" w:hAnsi="Aptos" w:cs="Aptos"/>
-          <w:color w:val="000000" w:themeColor="text1"/>
-        </w:rPr>
-      </w:pPr>
-    </w:p>
-    <w:p>
-      <w:pPr>
-        <w:pStyle w:val="Kop2"/>
-      </w:pPr>
-      <w:r>
-        <w:t xml:space="preserve">User </w:t>
-      </w:r>
-      <w:proofErr w:type="spellStart"/>
-      <w:r>
-        <w:t>experience</w:t>
-      </w:r>
-      <w:proofErr w:type="spellEnd"/>
-      <w:r>
-        <w:t>:</w:t>
-      </w:r>
-    </w:p>
-    <w:p>
-      <w:r>
-        <w:t>Doel=nieuwe mensen te leren spelen</w:t>
+        <w:t>Moeder Brent:</w:t>
+      </w:r>
+    </w:p>
+    <w:p>
+      <w:pPr>
+        <w:rPr>
+          <w:b/>
+          <w:bCs/>
+        </w:rPr>
+      </w:pPr>
+      <w:r>
+        <w:rPr>
+          <w:b/>
+          <w:bCs/>
+        </w:rPr>
+        <w:t>Complete level 1:</w:t>
+      </w:r>
+    </w:p>
+    <w:p>
+      <w:r>
+        <w:t>De gebruiker had erg veel moeite met de eerste enemy. Het is duidelijk dat het niet zo handig is om de game te starten met een projectile enemy. Level 1 zal dus alleen maar punching enemy’s moeten hebben of de projectile enemy later introduceren in het level voor een betere speel ervaring. Uiteindelijk heeft ze het level gehaald nadat ze op de projectile enemy een keer jumpte en verder ging.</w:t>
+      </w:r>
+    </w:p>
+    <w:p>
+      <w:pPr>
+        <w:rPr>
+          <w:b/>
+          <w:bCs/>
+        </w:rPr>
+      </w:pPr>
+      <w:r>
+        <w:rPr>
+          <w:b/>
+          <w:bCs/>
+        </w:rPr>
+        <w:t>Complete level 2:</w:t>
+      </w:r>
+    </w:p>
+    <w:p>
+      <w:r>
+        <w:lastRenderedPageBreak/>
+        <w:t>Level 2 vond ze zelf erg moeilijk. Dit komt omdat ze moeite had met de besturing. Ook al staat er rechtsboven wat de controls zijn. De platforming in het level vond ze te moeilijk en ze gaf het op.</w:t>
+      </w:r>
+    </w:p>
+    <w:p>
+      <w:pPr>
+        <w:rPr>
+          <w:b/>
+          <w:bCs/>
+        </w:rPr>
+      </w:pPr>
+      <w:r>
+        <w:rPr>
+          <w:b/>
+          <w:bCs/>
+        </w:rPr>
+        <w:t>Complete level 3:</w:t>
+      </w:r>
+    </w:p>
+    <w:p>
+      <w:r>
+        <w:t>Dit level was onmogelijk voor haar sinds de moeilijkheidsgraad sterk omhoog gaat in dit level. Het is duidelijk dat dit level minder projectile enemy’s moet hebben en meer punching enemy’s (Bijvoorbeeld 2 punch en 2 projectile) voor een beginner friendly experience.</w:t>
       </w:r>
     </w:p>
     <w:p/>
     <w:p>
       <w:r>
+        <w:rPr>
+          <w:b/>
+          <w:bCs/>
+        </w:rPr>
+        <w:t>Overig:</w:t>
+      </w:r>
+    </w:p>
+    <w:p>
+      <w:r>
+        <w:t>De main menu kon ze makkelijk verkennen. Wel vond ze de pause menu steeds wegklikken irritant.</w:t>
+      </w:r>
+    </w:p>
+    <w:p/>
+    <w:p>
+      <w:r>
+        <w:t>Moeder Vojtisek:</w:t>
+      </w:r>
+    </w:p>
+    <w:p>
+      <w:pPr>
+        <w:rPr>
+          <w:b/>
+          <w:bCs/>
+        </w:rPr>
+      </w:pPr>
+      <w:r>
+        <w:rPr>
+          <w:b/>
+          <w:bCs/>
+        </w:rPr>
+        <w:t>Complete level 1:</w:t>
+      </w:r>
+    </w:p>
+    <w:p>
+      <w:r>
+        <w:t>Kwam niet verder dan de eerste enemy.</w:t>
+      </w:r>
+    </w:p>
+    <w:p>
+      <w:pPr>
+        <w:rPr>
+          <w:b/>
+          <w:bCs/>
+          <w:lang w:val="en-GB"/>
+        </w:rPr>
+      </w:pPr>
+      <w:r>
+        <w:rPr>
+          <w:b/>
+          <w:bCs/>
+          <w:lang w:val="en-GB"/>
+        </w:rPr>
+        <w:t>Complete level 2:</w:t>
+      </w:r>
+    </w:p>
+    <w:p>
+      <w:pPr>
+        <w:rPr>
+          <w:lang w:val="en-GB"/>
+        </w:rPr>
+      </w:pPr>
+      <w:r>
+        <w:rPr>
+          <w:lang w:val="en-GB"/>
+        </w:rPr>
+        <w:t>nvt.</w:t>
+      </w:r>
+    </w:p>
+    <w:p>
+      <w:pPr>
+        <w:rPr>
+          <w:b/>
+          <w:bCs/>
+          <w:lang w:val="en-GB"/>
+        </w:rPr>
+      </w:pPr>
+      <w:r>
+        <w:rPr>
+          <w:b/>
+          <w:bCs/>
+          <w:lang w:val="en-GB"/>
+        </w:rPr>
+        <w:t>Complete level 3:</w:t>
+      </w:r>
+    </w:p>
+    <w:p>
+      <w:r>
+        <w:t>nvt</w:t>
+      </w:r>
+    </w:p>
+    <w:p>
+      <w:r>
+        <w:rPr>
+          <w:b/>
+          <w:bCs/>
+        </w:rPr>
+        <w:t>Overig:</w:t>
+      </w:r>
+    </w:p>
+    <w:p>
+      <w:r>
+        <w:t>nvt</w:t>
+      </w:r>
+    </w:p>
+    <w:p/>
+    <w:p>
+      <w:r>
+        <w:t>Oudere vriend Vojtisek:</w:t>
+      </w:r>
+    </w:p>
+    <w:p>
+      <w:pPr>
+        <w:rPr>
+          <w:b/>
+          <w:bCs/>
+        </w:rPr>
+      </w:pPr>
+      <w:r>
+        <w:rPr>
+          <w:b/>
+          <w:bCs/>
+        </w:rPr>
+        <w:t>Complete level 1:</w:t>
+      </w:r>
+    </w:p>
+    <w:p>
+      <w:r>
+        <w:t>Kwam niet verder dan de eerste enemy.</w:t>
+      </w:r>
+    </w:p>
+    <w:p>
+      <w:pPr>
+        <w:rPr>
+          <w:b/>
+          <w:bCs/>
+          <w:lang w:val="en-GB"/>
+        </w:rPr>
+      </w:pPr>
+      <w:r>
+        <w:rPr>
+          <w:b/>
+          <w:bCs/>
+          <w:lang w:val="en-GB"/>
+        </w:rPr>
+        <w:t>Complete level 2:</w:t>
+      </w:r>
+    </w:p>
+    <w:p>
+      <w:pPr>
+        <w:rPr>
+          <w:lang w:val="en-GB"/>
+        </w:rPr>
+      </w:pPr>
+      <w:r>
+        <w:rPr>
+          <w:lang w:val="en-GB"/>
+        </w:rPr>
+        <w:t>nvt.</w:t>
+      </w:r>
+    </w:p>
+    <w:p>
+      <w:pPr>
+        <w:rPr>
+          <w:b/>
+          <w:bCs/>
+          <w:lang w:val="en-GB"/>
+        </w:rPr>
+      </w:pPr>
+      <w:r>
+        <w:rPr>
+          <w:b/>
+          <w:bCs/>
+          <w:lang w:val="en-GB"/>
+        </w:rPr>
+        <w:t>Complete level 3:</w:t>
+      </w:r>
+    </w:p>
+    <w:p>
+      <w:r>
+        <w:t>nvt</w:t>
+      </w:r>
+    </w:p>
+    <w:p>
+      <w:r>
+        <w:rPr>
+          <w:b/>
+          <w:bCs/>
+        </w:rPr>
         <w:lastRenderedPageBreak/>
-        <w:t>Moeder Brent:</w:t>
-      </w:r>
-    </w:p>
-    <w:p>
-      <w:pPr>
-        <w:rPr>
-          <w:b/>
-          <w:bCs/>
-        </w:rPr>
-      </w:pPr>
-      <w:r>
-        <w:rPr>
-          <w:b/>
-          <w:bCs/>
-        </w:rPr>
-        <w:t>Complete level 1:</w:t>
-      </w:r>
-    </w:p>
-    <w:p>
-      <w:r>
-        <w:t xml:space="preserve">De gebruiker had erg veel moeite met de eerste </w:t>
-      </w:r>
-      <w:proofErr w:type="spellStart"/>
-      <w:r>
-        <w:t>enemy</w:t>
-      </w:r>
-      <w:proofErr w:type="spellEnd"/>
-      <w:r>
-        <w:t xml:space="preserve">. Het is duidelijk dat het niet zo handig is om de game te starten met een </w:t>
-      </w:r>
-      <w:proofErr w:type="spellStart"/>
-      <w:r>
-        <w:t>projectile</w:t>
-      </w:r>
-      <w:proofErr w:type="spellEnd"/>
-      <w:r>
-        <w:t xml:space="preserve"> </w:t>
-      </w:r>
-      <w:proofErr w:type="spellStart"/>
-      <w:r>
-        <w:t>enemy</w:t>
-      </w:r>
-      <w:proofErr w:type="spellEnd"/>
-      <w:r>
-        <w:t xml:space="preserve">. Level 1 zal dus alleen maar </w:t>
-      </w:r>
-      <w:proofErr w:type="spellStart"/>
-      <w:r>
-        <w:t>punching</w:t>
-      </w:r>
-      <w:proofErr w:type="spellEnd"/>
-      <w:r>
-        <w:t xml:space="preserve"> </w:t>
-      </w:r>
-      <w:proofErr w:type="spellStart"/>
-      <w:r>
-        <w:t>enemy’s</w:t>
-      </w:r>
-      <w:proofErr w:type="spellEnd"/>
-      <w:r>
-        <w:t xml:space="preserve"> moeten hebben of de </w:t>
-      </w:r>
-      <w:proofErr w:type="spellStart"/>
-      <w:r>
-        <w:t>projectile</w:t>
-      </w:r>
-      <w:proofErr w:type="spellEnd"/>
-      <w:r>
-        <w:t xml:space="preserve"> </w:t>
-      </w:r>
-      <w:proofErr w:type="spellStart"/>
-      <w:r>
-        <w:t>enemy</w:t>
-      </w:r>
-      <w:proofErr w:type="spellEnd"/>
-      <w:r>
-        <w:t xml:space="preserve"> later introduceren in het level voor een betere speel ervaring. Uiteindelijk heeft ze het level gehaald nadat ze op de </w:t>
-      </w:r>
-      <w:proofErr w:type="spellStart"/>
-      <w:r>
-        <w:t>projectile</w:t>
-      </w:r>
-      <w:proofErr w:type="spellEnd"/>
-      <w:r>
-        <w:t xml:space="preserve"> </w:t>
-      </w:r>
-      <w:proofErr w:type="spellStart"/>
-      <w:r>
-        <w:t>enemy</w:t>
-      </w:r>
-      <w:proofErr w:type="spellEnd"/>
-      <w:r>
-        <w:t xml:space="preserve"> een keer </w:t>
-      </w:r>
-      <w:proofErr w:type="spellStart"/>
-      <w:r>
-        <w:t>jumpte</w:t>
-      </w:r>
-      <w:proofErr w:type="spellEnd"/>
-      <w:r>
-        <w:t xml:space="preserve"> en verder ging.</w:t>
-      </w:r>
-    </w:p>
-    <w:p>
-      <w:pPr>
-        <w:rPr>
-          <w:b/>
-          <w:bCs/>
-        </w:rPr>
-      </w:pPr>
-      <w:r>
-        <w:rPr>
-          <w:b/>
-          <w:bCs/>
-        </w:rPr>
-        <w:t>Complete level 2:</w:t>
-      </w:r>
-    </w:p>
-    <w:p>
-      <w:r>
-        <w:t xml:space="preserve">Level 2 vond ze zelf erg moeilijk. Dit komt omdat ze moeite had met de besturing. Ook al staat er rechtsboven wat de </w:t>
-      </w:r>
-      <w:proofErr w:type="spellStart"/>
-      <w:r>
-        <w:t>controls</w:t>
-      </w:r>
-      <w:proofErr w:type="spellEnd"/>
-      <w:r>
-        <w:t xml:space="preserve"> zijn. De </w:t>
-      </w:r>
-      <w:proofErr w:type="spellStart"/>
-      <w:r>
-        <w:t>platforming</w:t>
-      </w:r>
-      <w:proofErr w:type="spellEnd"/>
-      <w:r>
-        <w:t xml:space="preserve"> in het level vond ze te moeilijk en ze gaf het op.</w:t>
-      </w:r>
-    </w:p>
-    <w:p>
-      <w:pPr>
-        <w:rPr>
-          <w:b/>
-          <w:bCs/>
-        </w:rPr>
-      </w:pPr>
-      <w:r>
-        <w:rPr>
-          <w:b/>
-          <w:bCs/>
-        </w:rPr>
-        <w:t>Complete level 3:</w:t>
-      </w:r>
-    </w:p>
-    <w:p>
-      <w:r>
-        <w:t xml:space="preserve">Dit level was onmogelijk voor haar sinds de moeilijkheidsgraad sterk omhoog gaat in dit level. Het is duidelijk dat dit level minder </w:t>
-      </w:r>
-      <w:proofErr w:type="spellStart"/>
-      <w:r>
-        <w:t>projectile</w:t>
-      </w:r>
-      <w:proofErr w:type="spellEnd"/>
-      <w:r>
-        <w:t xml:space="preserve"> </w:t>
-      </w:r>
-      <w:proofErr w:type="spellStart"/>
-      <w:r>
-        <w:t>enemy’s</w:t>
-      </w:r>
-      <w:proofErr w:type="spellEnd"/>
-      <w:r>
-        <w:t xml:space="preserve"> moet hebben en meer </w:t>
-      </w:r>
-      <w:proofErr w:type="spellStart"/>
-      <w:r>
-        <w:t>punching</w:t>
-      </w:r>
-      <w:proofErr w:type="spellEnd"/>
-      <w:r>
-        <w:t xml:space="preserve"> </w:t>
-      </w:r>
-      <w:proofErr w:type="spellStart"/>
-      <w:r>
-        <w:t>enemy’s</w:t>
-      </w:r>
-      <w:proofErr w:type="spellEnd"/>
-      <w:r>
-        <w:t xml:space="preserve"> (Bijvoorbeeld 2 punch en 2 </w:t>
-      </w:r>
-      <w:proofErr w:type="spellStart"/>
-      <w:r>
-        <w:t>projectile</w:t>
-      </w:r>
-      <w:proofErr w:type="spellEnd"/>
-      <w:r>
-        <w:t xml:space="preserve">) voor een beginner </w:t>
-      </w:r>
-      <w:proofErr w:type="spellStart"/>
-      <w:r>
-        <w:t>friendly</w:t>
-      </w:r>
-      <w:proofErr w:type="spellEnd"/>
-      <w:r>
-        <w:t xml:space="preserve"> </w:t>
-      </w:r>
-      <w:proofErr w:type="spellStart"/>
-      <w:r>
-        <w:t>experience</w:t>
-      </w:r>
-      <w:proofErr w:type="spellEnd"/>
-      <w:r>
-        <w:t>.</w:t>
-      </w:r>
-    </w:p>
-    <w:p/>
-    <w:p>
-      <w:r>
-        <w:rPr>
-          <w:b/>
-          <w:bCs/>
-        </w:rPr>
-        <w:t>Overig:</w:t>
-      </w:r>
-    </w:p>
-    <w:p>
-      <w:r>
-        <w:t xml:space="preserve">De </w:t>
-      </w:r>
-      <w:proofErr w:type="spellStart"/>
-      <w:r>
-        <w:t>main</w:t>
-      </w:r>
-      <w:proofErr w:type="spellEnd"/>
-      <w:r>
-        <w:t xml:space="preserve"> menu kon ze makkelijk verkennen. Wel vond ze de </w:t>
-      </w:r>
-      <w:proofErr w:type="spellStart"/>
-      <w:r>
-        <w:t>pause</w:t>
-      </w:r>
-      <w:proofErr w:type="spellEnd"/>
-      <w:r>
-        <w:t xml:space="preserve"> menu steeds wegklikken irritant.</w:t>
-      </w:r>
-    </w:p>
-    <w:p/>
-    <w:p>
-      <w:r>
-        <w:t xml:space="preserve">Moeder </w:t>
-      </w:r>
-      <w:proofErr w:type="spellStart"/>
-      <w:r>
-        <w:t>Vojtisek</w:t>
-      </w:r>
-      <w:proofErr w:type="spellEnd"/>
-      <w:r>
-        <w:t>:</w:t>
-      </w:r>
-    </w:p>
-    <w:p>
-      <w:pPr>
-        <w:rPr>
-          <w:b/>
-          <w:bCs/>
-        </w:rPr>
-      </w:pPr>
-      <w:r>
-        <w:rPr>
-          <w:b/>
-          <w:bCs/>
-        </w:rPr>
-        <w:t>Complete level 1:</w:t>
-      </w:r>
-    </w:p>
-    <w:p>
-      <w:r>
-        <w:t xml:space="preserve">Kwam niet verder dan de eerste </w:t>
-      </w:r>
-      <w:proofErr w:type="spellStart"/>
-      <w:r>
-        <w:t>enemy</w:t>
-      </w:r>
-      <w:proofErr w:type="spellEnd"/>
-      <w:r>
-        <w:t>.</w:t>
-      </w:r>
-    </w:p>
-    <w:p>
-      <w:pPr>
-        <w:rPr>
-          <w:b/>
-          <w:bCs/>
-          <w:lang w:val="en-GB"/>
-        </w:rPr>
-      </w:pPr>
-      <w:r>
-        <w:rPr>
-          <w:b/>
-          <w:bCs/>
-          <w:lang w:val="en-GB"/>
-        </w:rPr>
-        <w:t>Complete level 2:</w:t>
-      </w:r>
-    </w:p>
-    <w:p>
-      <w:pPr>
-        <w:rPr>
-          <w:lang w:val="en-GB"/>
-        </w:rPr>
-      </w:pPr>
-      <w:proofErr w:type="spellStart"/>
-      <w:r>
-        <w:rPr>
-          <w:lang w:val="en-GB"/>
-        </w:rPr>
-        <w:t>nvt</w:t>
-      </w:r>
-      <w:proofErr w:type="spellEnd"/>
-      <w:r>
-        <w:rPr>
-          <w:lang w:val="en-GB"/>
-        </w:rPr>
-        <w:t>.</w:t>
-      </w:r>
-    </w:p>
-    <w:p>
-      <w:pPr>
-        <w:rPr>
-          <w:b/>
-          <w:bCs/>
-          <w:lang w:val="en-GB"/>
-        </w:rPr>
-      </w:pPr>
-      <w:r>
-        <w:rPr>
-          <w:b/>
-          <w:bCs/>
-          <w:lang w:val="en-GB"/>
-        </w:rPr>
-        <w:t>Complete level 3:</w:t>
-      </w:r>
-    </w:p>
-    <w:p>
-      <w:proofErr w:type="spellStart"/>
-      <w:r>
-        <w:t>nvt</w:t>
-      </w:r>
-      <w:proofErr w:type="spellEnd"/>
-    </w:p>
-    <w:p>
-      <w:r>
-        <w:rPr>
-          <w:b/>
-          <w:bCs/>
-        </w:rPr>
-        <w:t>Overig:</w:t>
-      </w:r>
-    </w:p>
-    <w:p>
-      <w:proofErr w:type="spellStart"/>
-      <w:r>
-        <w:t>nvt</w:t>
-      </w:r>
-      <w:proofErr w:type="spellEnd"/>
-    </w:p>
-    <w:p/>
-    <w:p>
-      <w:r>
-        <w:lastRenderedPageBreak/>
-        <w:t xml:space="preserve">Oudere vriend </w:t>
-      </w:r>
-      <w:proofErr w:type="spellStart"/>
-      <w:r>
-        <w:t>Vojtisek</w:t>
-      </w:r>
-      <w:proofErr w:type="spellEnd"/>
-      <w:r>
-        <w:t>:</w:t>
-      </w:r>
-    </w:p>
-    <w:p>
-      <w:pPr>
-        <w:rPr>
-          <w:b/>
-          <w:bCs/>
-        </w:rPr>
-      </w:pPr>
-      <w:r>
-        <w:rPr>
-          <w:b/>
-          <w:bCs/>
-        </w:rPr>
-        <w:t>Complete level 1:</w:t>
-      </w:r>
-    </w:p>
-    <w:p>
-      <w:r>
-        <w:t xml:space="preserve">Kwam niet verder dan de eerste </w:t>
-      </w:r>
-      <w:proofErr w:type="spellStart"/>
-      <w:r>
-        <w:t>enemy</w:t>
-      </w:r>
-      <w:proofErr w:type="spellEnd"/>
-      <w:r>
-        <w:t>.</w:t>
-      </w:r>
-    </w:p>
-    <w:p>
-      <w:pPr>
-        <w:rPr>
-          <w:b/>
-          <w:bCs/>
-          <w:lang w:val="en-GB"/>
-        </w:rPr>
-      </w:pPr>
-      <w:r>
-        <w:rPr>
-          <w:b/>
-          <w:bCs/>
-          <w:lang w:val="en-GB"/>
-        </w:rPr>
-        <w:t>Complete level 2:</w:t>
-      </w:r>
-    </w:p>
-    <w:p>
-      <w:pPr>
-        <w:rPr>
-          <w:lang w:val="en-GB"/>
-        </w:rPr>
-      </w:pPr>
-      <w:proofErr w:type="spellStart"/>
-      <w:r>
-        <w:rPr>
-          <w:lang w:val="en-GB"/>
-        </w:rPr>
-        <w:t>nvt</w:t>
-      </w:r>
-      <w:proofErr w:type="spellEnd"/>
-      <w:r>
-        <w:rPr>
-          <w:lang w:val="en-GB"/>
-        </w:rPr>
-        <w:t>.</w:t>
-      </w:r>
-    </w:p>
-    <w:p>
-      <w:pPr>
-        <w:rPr>
-          <w:b/>
-          <w:bCs/>
-          <w:lang w:val="en-GB"/>
-        </w:rPr>
-      </w:pPr>
-      <w:r>
-        <w:rPr>
-          <w:b/>
-          <w:bCs/>
-          <w:lang w:val="en-GB"/>
-        </w:rPr>
-        <w:t>Complete level 3:</w:t>
-      </w:r>
-    </w:p>
-    <w:p>
-      <w:proofErr w:type="spellStart"/>
-      <w:r>
-        <w:t>nvt</w:t>
-      </w:r>
-      <w:proofErr w:type="spellEnd"/>
-    </w:p>
-    <w:p>
-      <w:r>
-        <w:rPr>
-          <w:b/>
-          <w:bCs/>
-        </w:rPr>
         <w:t>Overig:</w:t>
       </w:r>
     </w:p>
@@ -1731,62 +1037,21 @@
           <w:b/>
           <w:bCs/>
         </w:rPr>
-        <w:t xml:space="preserve">Al met al Is de game beginner </w:t>
-      </w:r>
-      <w:proofErr w:type="spellStart"/>
-      <w:r>
-        <w:rPr>
-          <w:b/>
-          <w:bCs/>
-        </w:rPr>
-        <w:t>friendly</w:t>
-      </w:r>
-      <w:proofErr w:type="spellEnd"/>
-      <w:r>
-        <w:rPr>
-          <w:b/>
-          <w:bCs/>
-        </w:rPr>
-        <w:t xml:space="preserve"> voor mensen met </w:t>
-      </w:r>
-      <w:proofErr w:type="spellStart"/>
-      <w:r>
-        <w:rPr>
-          <w:b/>
-          <w:bCs/>
-        </w:rPr>
-        <w:t>gemidelde</w:t>
-      </w:r>
-      <w:proofErr w:type="spellEnd"/>
-      <w:r>
-        <w:rPr>
-          <w:b/>
-          <w:bCs/>
-        </w:rPr>
-        <w:t xml:space="preserve"> computer skills</w:t>
-      </w:r>
-      <w:r>
-        <w:rPr>
-          <w:b/>
-          <w:bCs/>
-        </w:rPr>
-        <w:t xml:space="preserve"> met een paar kleine aanpassingen, zoals een beter begin in het eerste level en het fixen van de </w:t>
-      </w:r>
-      <w:proofErr w:type="spellStart"/>
-      <w:r>
-        <w:rPr>
-          <w:b/>
-          <w:bCs/>
-        </w:rPr>
-        <w:t>pause</w:t>
-      </w:r>
-      <w:proofErr w:type="spellEnd"/>
-      <w:r>
-        <w:rPr>
-          <w:b/>
-          <w:bCs/>
-        </w:rPr>
-        <w:t xml:space="preserve"> menu. Ook kan de moeilijkheidsgraad iets lager worden in level 3.</w:t>
+        <w:t>Al met al Is de game beginner friendly</w:t>
+      </w:r>
+      <w:r>
+        <w:rPr>
+          <w:b/>
+          <w:bCs/>
+        </w:rPr>
+        <w:t xml:space="preserve"> voor mensen met gemidelde computer skills</w:t>
+      </w:r>
+      <w:r>
+        <w:rPr>
+          <w:b/>
+          <w:bCs/>
+        </w:rPr>
+        <w:t xml:space="preserve"> met een paar kleine aanpassingen, zoals een beter begin in het eerste level en het fixen van de pause menu. Ook kan de moeilijkheidsgraad iets lager worden in level 3.</w:t>
       </w:r>
     </w:p>
     <w:p>
@@ -1839,55 +1104,7 @@
           <w:b/>
           <w:bCs/>
         </w:rPr>
-        <w:t xml:space="preserve">Level 1 werd al gelijk moeilijk ervaren door de gebruiker, omdat de game gelijk begint met een </w:t>
-      </w:r>
-      <w:proofErr w:type="spellStart"/>
-      <w:r>
-        <w:rPr>
-          <w:b/>
-          <w:bCs/>
-        </w:rPr>
-        <w:t>enemy</w:t>
-      </w:r>
-      <w:proofErr w:type="spellEnd"/>
-      <w:r>
-        <w:rPr>
-          <w:b/>
-          <w:bCs/>
-        </w:rPr>
-        <w:t xml:space="preserve"> die </w:t>
-      </w:r>
-      <w:proofErr w:type="spellStart"/>
-      <w:r>
-        <w:rPr>
-          <w:b/>
-          <w:bCs/>
-        </w:rPr>
-        <w:t>projectiles</w:t>
-      </w:r>
-      <w:proofErr w:type="spellEnd"/>
-      <w:r>
-        <w:rPr>
-          <w:b/>
-          <w:bCs/>
-        </w:rPr>
-        <w:t xml:space="preserve"> afschiet. Hierdoor werd het erg lastig voor de gebruiker om deze te ontwijken, omdat de </w:t>
-      </w:r>
-      <w:proofErr w:type="spellStart"/>
-      <w:r>
-        <w:rPr>
-          <w:b/>
-          <w:bCs/>
-        </w:rPr>
-        <w:t>controls</w:t>
-      </w:r>
-      <w:proofErr w:type="spellEnd"/>
-      <w:r>
-        <w:rPr>
-          <w:b/>
-          <w:bCs/>
-        </w:rPr>
-        <w:t xml:space="preserve"> niet helemaal onder de knie waren.</w:t>
+        <w:t>Level 1 werd al gelijk moeilijk ervaren door de gebruiker, omdat de game gelijk begint met een enemy die projectiles afschiet. Hierdoor werd het erg lastig voor de gebruiker om deze te ontwijken, omdat de controls niet helemaal onder de knie waren.</w:t>
       </w:r>
     </w:p>
     <w:p>
@@ -1917,23 +1134,7 @@
           <w:b/>
           <w:bCs/>
         </w:rPr>
-        <w:t xml:space="preserve">Level 2 ging verassend beter voor de gebruiker, omdat ze hier geen </w:t>
-      </w:r>
-      <w:proofErr w:type="spellStart"/>
-      <w:r>
-        <w:rPr>
-          <w:b/>
-          <w:bCs/>
-        </w:rPr>
-        <w:t>projectiles</w:t>
-      </w:r>
-      <w:proofErr w:type="spellEnd"/>
-      <w:r>
-        <w:rPr>
-          <w:b/>
-          <w:bCs/>
-        </w:rPr>
-        <w:t xml:space="preserve"> hoefde te ontwijken, hierdoor had ze meer de mogelijkheid de besturing onder de knie te krijgen.</w:t>
+        <w:t>Level 2 ging verassend beter voor de gebruiker, omdat ze hier geen projectiles hoefde te ontwijken, hierdoor had ze meer de mogelijkheid de besturing onder de knie te krijgen.</w:t>
       </w:r>
     </w:p>
     <w:p>
@@ -1963,23 +1164,7 @@
           <w:b/>
           <w:bCs/>
         </w:rPr>
-        <w:t xml:space="preserve">Level 3 ging echt dramatisch. Dit level is voor een beginner onmogelijk om te halen, omdat de besturing gewoon niet goed genoeg onder de knie zit om alle </w:t>
-      </w:r>
-      <w:proofErr w:type="spellStart"/>
-      <w:r>
-        <w:rPr>
-          <w:b/>
-          <w:bCs/>
-        </w:rPr>
-        <w:t>projectiles</w:t>
-      </w:r>
-      <w:proofErr w:type="spellEnd"/>
-      <w:r>
-        <w:rPr>
-          <w:b/>
-          <w:bCs/>
-        </w:rPr>
-        <w:t xml:space="preserve"> en vijanden te ontwijken. Het is echt 30 keer geprobeerd, maar de gebruiker kwam niet langs de eerste vijanden.</w:t>
+        <w:t>Level 3 ging echt dramatisch. Dit level is voor een beginner onmogelijk om te halen, omdat de besturing gewoon niet goed genoeg onder de knie zit om alle projectiles en vijanden te ontwijken. Het is echt 30 keer geprobeerd, maar de gebruiker kwam niet langs de eerste vijanden.</w:t>
       </w:r>
     </w:p>
     <w:p>
@@ -2009,77 +1194,44 @@
           <w:b/>
           <w:bCs/>
         </w:rPr>
+        <w:t>Alles buiten het spel, zoals de menu’s waren goed te doen/bereiken voor de gebruiker. Omdat dit goed aangegeven stond op het spel.</w:t>
+      </w:r>
+    </w:p>
+    <w:p>
+      <w:pPr>
+        <w:rPr>
+          <w:b/>
+          <w:bCs/>
+        </w:rPr>
+      </w:pPr>
+      <w:r>
+        <w:rPr>
+          <w:b/>
+          <w:bCs/>
+        </w:rPr>
+        <w:t>Dus wij zijn ter conclusie gekomen dat het eerste level makkelijker gemaakt moet worden, zodat de beginnende gebruiker makkelijker de besturing onder de knie kan krijgen. Ook zal level 3 makkelijker gemaakt moeten worden, doormiddel van minder projectile vijanden te hebben en meer punching</w:t>
+      </w:r>
+    </w:p>
+    <w:p>
+      <w:pPr>
+        <w:rPr>
+          <w:b/>
+          <w:bCs/>
+        </w:rPr>
+      </w:pPr>
+    </w:p>
+    <w:p>
+      <w:pPr>
+        <w:pStyle w:val="Heading1"/>
+      </w:pPr>
+      <w:r>
         <w:lastRenderedPageBreak/>
-        <w:t>Alles buiten het spel, zoals de menu’s waren goed te doen/bereiken voor de gebruiker. Omdat dit goed aangegeven stond op het spel.</w:t>
-      </w:r>
-    </w:p>
-    <w:p>
-      <w:pPr>
-        <w:rPr>
-          <w:b/>
-          <w:bCs/>
-        </w:rPr>
-      </w:pPr>
-      <w:r>
-        <w:rPr>
-          <w:b/>
-          <w:bCs/>
-        </w:rPr>
-        <w:t xml:space="preserve">Dus wij zijn ter conclusie gekomen dat het eerste level makkelijker gemaakt moet worden, zodat de beginnende gebruiker makkelijker de besturing onder de knie kan krijgen. Ook zal level 3 makkelijker gemaakt moeten worden, doormiddel van minder </w:t>
-      </w:r>
-      <w:proofErr w:type="spellStart"/>
-      <w:r>
-        <w:rPr>
-          <w:b/>
-          <w:bCs/>
-        </w:rPr>
-        <w:t>projectile</w:t>
-      </w:r>
-      <w:proofErr w:type="spellEnd"/>
-      <w:r>
-        <w:rPr>
-          <w:b/>
-          <w:bCs/>
-        </w:rPr>
-        <w:t xml:space="preserve"> vijanden te hebben en meer </w:t>
-      </w:r>
-      <w:proofErr w:type="spellStart"/>
-      <w:r>
-        <w:rPr>
-          <w:b/>
-          <w:bCs/>
-        </w:rPr>
-        <w:t>punching</w:t>
-      </w:r>
-      <w:proofErr w:type="spellEnd"/>
-    </w:p>
-    <w:p>
-      <w:pPr>
-        <w:rPr>
-          <w:b/>
-          <w:bCs/>
-        </w:rPr>
-      </w:pPr>
-    </w:p>
-    <w:p>
-      <w:pPr>
-        <w:pStyle w:val="Kop1"/>
-      </w:pPr>
-      <w:r>
         <w:t>3 domeinen:</w:t>
       </w:r>
     </w:p>
     <w:p>
       <w:r>
-        <w:t xml:space="preserve">Programmeren, user </w:t>
-      </w:r>
-      <w:proofErr w:type="spellStart"/>
-      <w:r>
-        <w:t>experience</w:t>
-      </w:r>
-      <w:proofErr w:type="spellEnd"/>
-      <w:r>
-        <w:t xml:space="preserve"> en interactie</w:t>
+        <w:t>Programmeren, user experience en interactie</w:t>
       </w:r>
     </w:p>
     <w:sectPr>
@@ -2540,7 +1692,7 @@
     <w:lsdException w:name="Unresolved Mention" w:semiHidden="1" w:unhideWhenUsed="1"/>
     <w:lsdException w:name="Smart Link" w:semiHidden="1" w:unhideWhenUsed="1"/>
   </w:latentStyles>
-  <w:style w:type="paragraph" w:default="1" w:styleId="Standaard">
+  <w:style w:type="paragraph" w:default="1" w:styleId="Normal">
     <w:name w:val="Normal"/>
     <w:qFormat/>
     <w:rsid w:val="009B46E2"/>
@@ -2548,11 +1700,11 @@
       <w:spacing w:after="160" w:line="276" w:lineRule="auto"/>
     </w:pPr>
   </w:style>
-  <w:style w:type="paragraph" w:styleId="Kop1">
+  <w:style w:type="paragraph" w:styleId="Heading1">
     <w:name w:val="heading 1"/>
-    <w:basedOn w:val="Standaard"/>
-    <w:next w:val="Standaard"/>
-    <w:link w:val="Kop1Char"/>
+    <w:basedOn w:val="Normal"/>
+    <w:next w:val="Normal"/>
+    <w:link w:val="Heading1Char"/>
     <w:uiPriority w:val="9"/>
     <w:qFormat/>
     <w:rsid w:val="00A979C2"/>
@@ -2569,11 +1721,11 @@
       <w:szCs w:val="40"/>
     </w:rPr>
   </w:style>
-  <w:style w:type="paragraph" w:styleId="Kop2">
+  <w:style w:type="paragraph" w:styleId="Heading2">
     <w:name w:val="heading 2"/>
-    <w:basedOn w:val="Standaard"/>
-    <w:next w:val="Standaard"/>
-    <w:link w:val="Kop2Char"/>
+    <w:basedOn w:val="Normal"/>
+    <w:next w:val="Normal"/>
+    <w:link w:val="Heading2Char"/>
     <w:uiPriority w:val="9"/>
     <w:unhideWhenUsed/>
     <w:qFormat/>
@@ -2591,11 +1743,11 @@
       <w:szCs w:val="32"/>
     </w:rPr>
   </w:style>
-  <w:style w:type="paragraph" w:styleId="Kop3">
+  <w:style w:type="paragraph" w:styleId="Heading3">
     <w:name w:val="heading 3"/>
-    <w:basedOn w:val="Standaard"/>
-    <w:next w:val="Standaard"/>
-    <w:link w:val="Kop3Char"/>
+    <w:basedOn w:val="Normal"/>
+    <w:next w:val="Normal"/>
+    <w:link w:val="Heading3Char"/>
     <w:uiPriority w:val="9"/>
     <w:semiHidden/>
     <w:unhideWhenUsed/>
@@ -2614,11 +1766,11 @@
       <w:szCs w:val="28"/>
     </w:rPr>
   </w:style>
-  <w:style w:type="paragraph" w:styleId="Kop4">
+  <w:style w:type="paragraph" w:styleId="Heading4">
     <w:name w:val="heading 4"/>
-    <w:basedOn w:val="Standaard"/>
-    <w:next w:val="Standaard"/>
-    <w:link w:val="Kop4Char"/>
+    <w:basedOn w:val="Normal"/>
+    <w:next w:val="Normal"/>
+    <w:link w:val="Heading4Char"/>
     <w:uiPriority w:val="9"/>
     <w:semiHidden/>
     <w:unhideWhenUsed/>
@@ -2637,11 +1789,11 @@
       <w:color w:val="0F4761" w:themeColor="accent1" w:themeShade="BF"/>
     </w:rPr>
   </w:style>
-  <w:style w:type="paragraph" w:styleId="Kop5">
+  <w:style w:type="paragraph" w:styleId="Heading5">
     <w:name w:val="heading 5"/>
-    <w:basedOn w:val="Standaard"/>
-    <w:next w:val="Standaard"/>
-    <w:link w:val="Kop5Char"/>
+    <w:basedOn w:val="Normal"/>
+    <w:next w:val="Normal"/>
+    <w:link w:val="Heading5Char"/>
     <w:uiPriority w:val="9"/>
     <w:semiHidden/>
     <w:unhideWhenUsed/>
@@ -2658,11 +1810,11 @@
       <w:color w:val="0F4761" w:themeColor="accent1" w:themeShade="BF"/>
     </w:rPr>
   </w:style>
-  <w:style w:type="paragraph" w:styleId="Kop6">
+  <w:style w:type="paragraph" w:styleId="Heading6">
     <w:name w:val="heading 6"/>
-    <w:basedOn w:val="Standaard"/>
-    <w:next w:val="Standaard"/>
-    <w:link w:val="Kop6Char"/>
+    <w:basedOn w:val="Normal"/>
+    <w:next w:val="Normal"/>
+    <w:link w:val="Heading6Char"/>
     <w:uiPriority w:val="9"/>
     <w:semiHidden/>
     <w:unhideWhenUsed/>
@@ -2681,11 +1833,11 @@
       <w:color w:val="595959" w:themeColor="text1" w:themeTint="A6"/>
     </w:rPr>
   </w:style>
-  <w:style w:type="paragraph" w:styleId="Kop7">
+  <w:style w:type="paragraph" w:styleId="Heading7">
     <w:name w:val="heading 7"/>
-    <w:basedOn w:val="Standaard"/>
-    <w:next w:val="Standaard"/>
-    <w:link w:val="Kop7Char"/>
+    <w:basedOn w:val="Normal"/>
+    <w:next w:val="Normal"/>
+    <w:link w:val="Heading7Char"/>
     <w:uiPriority w:val="9"/>
     <w:semiHidden/>
     <w:unhideWhenUsed/>
@@ -2702,11 +1854,11 @@
       <w:color w:val="595959" w:themeColor="text1" w:themeTint="A6"/>
     </w:rPr>
   </w:style>
-  <w:style w:type="paragraph" w:styleId="Kop8">
+  <w:style w:type="paragraph" w:styleId="Heading8">
     <w:name w:val="heading 8"/>
-    <w:basedOn w:val="Standaard"/>
-    <w:next w:val="Standaard"/>
-    <w:link w:val="Kop8Char"/>
+    <w:basedOn w:val="Normal"/>
+    <w:next w:val="Normal"/>
+    <w:link w:val="Heading8Char"/>
     <w:uiPriority w:val="9"/>
     <w:semiHidden/>
     <w:unhideWhenUsed/>
@@ -2725,11 +1877,11 @@
       <w:color w:val="272727" w:themeColor="text1" w:themeTint="D8"/>
     </w:rPr>
   </w:style>
-  <w:style w:type="paragraph" w:styleId="Kop9">
+  <w:style w:type="paragraph" w:styleId="Heading9">
     <w:name w:val="heading 9"/>
-    <w:basedOn w:val="Standaard"/>
-    <w:next w:val="Standaard"/>
-    <w:link w:val="Kop9Char"/>
+    <w:basedOn w:val="Normal"/>
+    <w:next w:val="Normal"/>
+    <w:link w:val="Heading9Char"/>
     <w:uiPriority w:val="9"/>
     <w:semiHidden/>
     <w:unhideWhenUsed/>
@@ -2746,12 +1898,13 @@
       <w:color w:val="272727" w:themeColor="text1" w:themeTint="D8"/>
     </w:rPr>
   </w:style>
-  <w:style w:type="character" w:default="1" w:styleId="Standaardalinea-lettertype">
+  <w:style w:type="character" w:default="1" w:styleId="DefaultParagraphFont">
     <w:name w:val="Default Paragraph Font"/>
     <w:uiPriority w:val="1"/>
+    <w:semiHidden/>
     <w:unhideWhenUsed/>
   </w:style>
-  <w:style w:type="table" w:default="1" w:styleId="Standaardtabel">
+  <w:style w:type="table" w:default="1" w:styleId="TableNormal">
     <w:name w:val="Normal Table"/>
     <w:uiPriority w:val="99"/>
     <w:semiHidden/>
@@ -2766,16 +1919,16 @@
       </w:tblCellMar>
     </w:tblPr>
   </w:style>
-  <w:style w:type="numbering" w:default="1" w:styleId="Geenlijst">
+  <w:style w:type="numbering" w:default="1" w:styleId="NoList">
     <w:name w:val="No List"/>
     <w:uiPriority w:val="99"/>
     <w:semiHidden/>
     <w:unhideWhenUsed/>
   </w:style>
-  <w:style w:type="character" w:customStyle="1" w:styleId="Kop1Char">
-    <w:name w:val="Kop 1 Char"/>
-    <w:basedOn w:val="Standaardalinea-lettertype"/>
-    <w:link w:val="Kop1"/>
+  <w:style w:type="character" w:customStyle="1" w:styleId="Heading1Char">
+    <w:name w:val="Heading 1 Char"/>
+    <w:basedOn w:val="DefaultParagraphFont"/>
+    <w:link w:val="Heading1"/>
     <w:uiPriority w:val="9"/>
     <w:qFormat/>
     <w:rsid w:val="00A979C2"/>
@@ -2786,10 +1939,10 @@
       <w:szCs w:val="40"/>
     </w:rPr>
   </w:style>
-  <w:style w:type="character" w:customStyle="1" w:styleId="Kop2Char">
-    <w:name w:val="Kop 2 Char"/>
-    <w:basedOn w:val="Standaardalinea-lettertype"/>
-    <w:link w:val="Kop2"/>
+  <w:style w:type="character" w:customStyle="1" w:styleId="Heading2Char">
+    <w:name w:val="Heading 2 Char"/>
+    <w:basedOn w:val="DefaultParagraphFont"/>
+    <w:link w:val="Heading2"/>
     <w:uiPriority w:val="9"/>
     <w:qFormat/>
     <w:rsid w:val="00A979C2"/>
@@ -2800,10 +1953,10 @@
       <w:szCs w:val="32"/>
     </w:rPr>
   </w:style>
-  <w:style w:type="character" w:customStyle="1" w:styleId="Kop3Char">
-    <w:name w:val="Kop 3 Char"/>
-    <w:basedOn w:val="Standaardalinea-lettertype"/>
-    <w:link w:val="Kop3"/>
+  <w:style w:type="character" w:customStyle="1" w:styleId="Heading3Char">
+    <w:name w:val="Heading 3 Char"/>
+    <w:basedOn w:val="DefaultParagraphFont"/>
+    <w:link w:val="Heading3"/>
     <w:uiPriority w:val="9"/>
     <w:semiHidden/>
     <w:qFormat/>
@@ -2815,10 +1968,10 @@
       <w:szCs w:val="28"/>
     </w:rPr>
   </w:style>
-  <w:style w:type="character" w:customStyle="1" w:styleId="Kop4Char">
-    <w:name w:val="Kop 4 Char"/>
-    <w:basedOn w:val="Standaardalinea-lettertype"/>
-    <w:link w:val="Kop4"/>
+  <w:style w:type="character" w:customStyle="1" w:styleId="Heading4Char">
+    <w:name w:val="Heading 4 Char"/>
+    <w:basedOn w:val="DefaultParagraphFont"/>
+    <w:link w:val="Heading4"/>
     <w:uiPriority w:val="9"/>
     <w:semiHidden/>
     <w:qFormat/>
@@ -2830,10 +1983,10 @@
       <w:color w:val="0F4761" w:themeColor="accent1" w:themeShade="BF"/>
     </w:rPr>
   </w:style>
-  <w:style w:type="character" w:customStyle="1" w:styleId="Kop5Char">
-    <w:name w:val="Kop 5 Char"/>
-    <w:basedOn w:val="Standaardalinea-lettertype"/>
-    <w:link w:val="Kop5"/>
+  <w:style w:type="character" w:customStyle="1" w:styleId="Heading5Char">
+    <w:name w:val="Heading 5 Char"/>
+    <w:basedOn w:val="DefaultParagraphFont"/>
+    <w:link w:val="Heading5"/>
     <w:uiPriority w:val="9"/>
     <w:semiHidden/>
     <w:qFormat/>
@@ -2843,10 +1996,10 @@
       <w:color w:val="0F4761" w:themeColor="accent1" w:themeShade="BF"/>
     </w:rPr>
   </w:style>
-  <w:style w:type="character" w:customStyle="1" w:styleId="Kop6Char">
-    <w:name w:val="Kop 6 Char"/>
-    <w:basedOn w:val="Standaardalinea-lettertype"/>
-    <w:link w:val="Kop6"/>
+  <w:style w:type="character" w:customStyle="1" w:styleId="Heading6Char">
+    <w:name w:val="Heading 6 Char"/>
+    <w:basedOn w:val="DefaultParagraphFont"/>
+    <w:link w:val="Heading6"/>
     <w:uiPriority w:val="9"/>
     <w:semiHidden/>
     <w:qFormat/>
@@ -2858,10 +2011,10 @@
       <w:color w:val="595959" w:themeColor="text1" w:themeTint="A6"/>
     </w:rPr>
   </w:style>
-  <w:style w:type="character" w:customStyle="1" w:styleId="Kop7Char">
-    <w:name w:val="Kop 7 Char"/>
-    <w:basedOn w:val="Standaardalinea-lettertype"/>
-    <w:link w:val="Kop7"/>
+  <w:style w:type="character" w:customStyle="1" w:styleId="Heading7Char">
+    <w:name w:val="Heading 7 Char"/>
+    <w:basedOn w:val="DefaultParagraphFont"/>
+    <w:link w:val="Heading7"/>
     <w:uiPriority w:val="9"/>
     <w:semiHidden/>
     <w:qFormat/>
@@ -2871,10 +2024,10 @@
       <w:color w:val="595959" w:themeColor="text1" w:themeTint="A6"/>
     </w:rPr>
   </w:style>
-  <w:style w:type="character" w:customStyle="1" w:styleId="Kop8Char">
-    <w:name w:val="Kop 8 Char"/>
-    <w:basedOn w:val="Standaardalinea-lettertype"/>
-    <w:link w:val="Kop8"/>
+  <w:style w:type="character" w:customStyle="1" w:styleId="Heading8Char">
+    <w:name w:val="Heading 8 Char"/>
+    <w:basedOn w:val="DefaultParagraphFont"/>
+    <w:link w:val="Heading8"/>
     <w:uiPriority w:val="9"/>
     <w:semiHidden/>
     <w:qFormat/>
@@ -2886,10 +2039,10 @@
       <w:color w:val="272727" w:themeColor="text1" w:themeTint="D8"/>
     </w:rPr>
   </w:style>
-  <w:style w:type="character" w:customStyle="1" w:styleId="Kop9Char">
-    <w:name w:val="Kop 9 Char"/>
-    <w:basedOn w:val="Standaardalinea-lettertype"/>
-    <w:link w:val="Kop9"/>
+  <w:style w:type="character" w:customStyle="1" w:styleId="Heading9Char">
+    <w:name w:val="Heading 9 Char"/>
+    <w:basedOn w:val="DefaultParagraphFont"/>
+    <w:link w:val="Heading9"/>
     <w:uiPriority w:val="9"/>
     <w:semiHidden/>
     <w:qFormat/>
@@ -2899,10 +2052,10 @@
       <w:color w:val="272727" w:themeColor="text1" w:themeTint="D8"/>
     </w:rPr>
   </w:style>
-  <w:style w:type="character" w:customStyle="1" w:styleId="TitelChar">
-    <w:name w:val="Titel Char"/>
-    <w:basedOn w:val="Standaardalinea-lettertype"/>
-    <w:link w:val="Titel"/>
+  <w:style w:type="character" w:customStyle="1" w:styleId="TitleChar">
+    <w:name w:val="Title Char"/>
+    <w:basedOn w:val="DefaultParagraphFont"/>
+    <w:link w:val="Title"/>
     <w:uiPriority w:val="10"/>
     <w:qFormat/>
     <w:rsid w:val="00A979C2"/>
@@ -2914,10 +2067,10 @@
       <w:szCs w:val="56"/>
     </w:rPr>
   </w:style>
-  <w:style w:type="character" w:customStyle="1" w:styleId="OndertitelChar">
-    <w:name w:val="Ondertitel Char"/>
-    <w:basedOn w:val="Standaardalinea-lettertype"/>
-    <w:link w:val="Ondertitel"/>
+  <w:style w:type="character" w:customStyle="1" w:styleId="SubtitleChar">
+    <w:name w:val="Subtitle Char"/>
+    <w:basedOn w:val="DefaultParagraphFont"/>
+    <w:link w:val="Subtitle"/>
     <w:uiPriority w:val="11"/>
     <w:qFormat/>
     <w:rsid w:val="00A979C2"/>
@@ -2929,10 +2082,10 @@
       <w:szCs w:val="28"/>
     </w:rPr>
   </w:style>
-  <w:style w:type="character" w:customStyle="1" w:styleId="CitaatChar">
-    <w:name w:val="Citaat Char"/>
-    <w:basedOn w:val="Standaardalinea-lettertype"/>
-    <w:link w:val="Citaat"/>
+  <w:style w:type="character" w:customStyle="1" w:styleId="QuoteChar">
+    <w:name w:val="Quote Char"/>
+    <w:basedOn w:val="DefaultParagraphFont"/>
+    <w:link w:val="Quote"/>
     <w:uiPriority w:val="29"/>
     <w:qFormat/>
     <w:rsid w:val="00A979C2"/>
@@ -2942,9 +2095,9 @@
       <w:color w:val="404040" w:themeColor="text1" w:themeTint="BF"/>
     </w:rPr>
   </w:style>
-  <w:style w:type="character" w:styleId="Intensievebenadrukking">
+  <w:style w:type="character" w:styleId="IntenseEmphasis">
     <w:name w:val="Intense Emphasis"/>
-    <w:basedOn w:val="Standaardalinea-lettertype"/>
+    <w:basedOn w:val="DefaultParagraphFont"/>
     <w:uiPriority w:val="21"/>
     <w:qFormat/>
     <w:rsid w:val="00A979C2"/>
@@ -2954,10 +2107,10 @@
       <w:color w:val="0F4761" w:themeColor="accent1" w:themeShade="BF"/>
     </w:rPr>
   </w:style>
-  <w:style w:type="character" w:customStyle="1" w:styleId="DuidelijkcitaatChar">
-    <w:name w:val="Duidelijk citaat Char"/>
-    <w:basedOn w:val="Standaardalinea-lettertype"/>
-    <w:link w:val="Duidelijkcitaat"/>
+  <w:style w:type="character" w:customStyle="1" w:styleId="IntenseQuoteChar">
+    <w:name w:val="Intense Quote Char"/>
+    <w:basedOn w:val="DefaultParagraphFont"/>
+    <w:link w:val="IntenseQuote"/>
     <w:uiPriority w:val="30"/>
     <w:qFormat/>
     <w:rsid w:val="00A979C2"/>
@@ -2967,9 +2120,9 @@
       <w:color w:val="0F4761" w:themeColor="accent1" w:themeShade="BF"/>
     </w:rPr>
   </w:style>
-  <w:style w:type="character" w:styleId="Intensieveverwijzing">
+  <w:style w:type="character" w:styleId="IntenseReference">
     <w:name w:val="Intense Reference"/>
-    <w:basedOn w:val="Standaardalinea-lettertype"/>
+    <w:basedOn w:val="DefaultParagraphFont"/>
     <w:uiPriority w:val="32"/>
     <w:qFormat/>
     <w:rsid w:val="00A979C2"/>
@@ -2983,8 +2136,8 @@
   </w:style>
   <w:style w:type="paragraph" w:customStyle="1" w:styleId="Heading">
     <w:name w:val="Heading"/>
-    <w:basedOn w:val="Standaard"/>
-    <w:next w:val="Plattetekst"/>
+    <w:basedOn w:val="Normal"/>
+    <w:next w:val="BodyText"/>
     <w:qFormat/>
     <w:pPr>
       <w:keepNext/>
@@ -2996,23 +2149,23 @@
       <w:szCs w:val="28"/>
     </w:rPr>
   </w:style>
-  <w:style w:type="paragraph" w:styleId="Plattetekst">
+  <w:style w:type="paragraph" w:styleId="BodyText">
     <w:name w:val="Body Text"/>
-    <w:basedOn w:val="Standaard"/>
+    <w:basedOn w:val="Normal"/>
     <w:pPr>
       <w:spacing w:after="140"/>
     </w:pPr>
   </w:style>
-  <w:style w:type="paragraph" w:styleId="Lijst">
+  <w:style w:type="paragraph" w:styleId="List">
     <w:name w:val="List"/>
-    <w:basedOn w:val="Plattetekst"/>
+    <w:basedOn w:val="BodyText"/>
     <w:rPr>
       <w:rFonts w:cs="Noto Sans Devanagari"/>
     </w:rPr>
   </w:style>
-  <w:style w:type="paragraph" w:styleId="Bijschrift">
+  <w:style w:type="paragraph" w:styleId="Caption">
     <w:name w:val="caption"/>
-    <w:basedOn w:val="Standaard"/>
+    <w:basedOn w:val="Normal"/>
     <w:qFormat/>
     <w:pPr>
       <w:suppressLineNumbers/>
@@ -3026,7 +2179,7 @@
   </w:style>
   <w:style w:type="paragraph" w:customStyle="1" w:styleId="Index">
     <w:name w:val="Index"/>
-    <w:basedOn w:val="Standaard"/>
+    <w:basedOn w:val="Normal"/>
     <w:qFormat/>
     <w:pPr>
       <w:suppressLineNumbers/>
@@ -3035,11 +2188,11 @@
       <w:rFonts w:cs="Noto Sans Devanagari"/>
     </w:rPr>
   </w:style>
-  <w:style w:type="paragraph" w:styleId="Titel">
+  <w:style w:type="paragraph" w:styleId="Title">
     <w:name w:val="Title"/>
-    <w:basedOn w:val="Standaard"/>
-    <w:next w:val="Standaard"/>
-    <w:link w:val="TitelChar"/>
+    <w:basedOn w:val="Normal"/>
+    <w:next w:val="Normal"/>
+    <w:link w:val="TitleChar"/>
     <w:uiPriority w:val="10"/>
     <w:qFormat/>
     <w:rsid w:val="00A979C2"/>
@@ -3054,11 +2207,11 @@
       <w:szCs w:val="56"/>
     </w:rPr>
   </w:style>
-  <w:style w:type="paragraph" w:styleId="Ondertitel">
+  <w:style w:type="paragraph" w:styleId="Subtitle">
     <w:name w:val="Subtitle"/>
-    <w:basedOn w:val="Standaard"/>
-    <w:next w:val="Standaard"/>
-    <w:link w:val="OndertitelChar"/>
+    <w:basedOn w:val="Normal"/>
+    <w:next w:val="Normal"/>
+    <w:link w:val="SubtitleChar"/>
     <w:uiPriority w:val="11"/>
     <w:qFormat/>
     <w:rsid w:val="00A979C2"/>
@@ -3070,11 +2223,11 @@
       <w:szCs w:val="28"/>
     </w:rPr>
   </w:style>
-  <w:style w:type="paragraph" w:styleId="Citaat">
+  <w:style w:type="paragraph" w:styleId="Quote">
     <w:name w:val="Quote"/>
-    <w:basedOn w:val="Standaard"/>
-    <w:next w:val="Standaard"/>
-    <w:link w:val="CitaatChar"/>
+    <w:basedOn w:val="Normal"/>
+    <w:next w:val="Normal"/>
+    <w:link w:val="QuoteChar"/>
     <w:uiPriority w:val="29"/>
     <w:qFormat/>
     <w:rsid w:val="00A979C2"/>
@@ -3088,9 +2241,9 @@
       <w:color w:val="404040" w:themeColor="text1" w:themeTint="BF"/>
     </w:rPr>
   </w:style>
-  <w:style w:type="paragraph" w:styleId="Lijstalinea">
+  <w:style w:type="paragraph" w:styleId="ListParagraph">
     <w:name w:val="List Paragraph"/>
-    <w:basedOn w:val="Standaard"/>
+    <w:basedOn w:val="Normal"/>
     <w:uiPriority w:val="34"/>
     <w:qFormat/>
     <w:rsid w:val="00A979C2"/>
@@ -3099,11 +2252,11 @@
       <w:contextualSpacing/>
     </w:pPr>
   </w:style>
-  <w:style w:type="paragraph" w:styleId="Duidelijkcitaat">
+  <w:style w:type="paragraph" w:styleId="IntenseQuote">
     <w:name w:val="Intense Quote"/>
-    <w:basedOn w:val="Standaard"/>
-    <w:next w:val="Standaard"/>
-    <w:link w:val="DuidelijkcitaatChar"/>
+    <w:basedOn w:val="Normal"/>
+    <w:next w:val="Normal"/>
+    <w:link w:val="IntenseQuoteChar"/>
     <w:uiPriority w:val="30"/>
     <w:qFormat/>
     <w:rsid w:val="00A979C2"/>
@@ -3122,10 +2275,10 @@
       <w:color w:val="0F4761" w:themeColor="accent1" w:themeShade="BF"/>
     </w:rPr>
   </w:style>
-  <w:style w:type="paragraph" w:styleId="Koptekst">
+  <w:style w:type="paragraph" w:styleId="Header">
     <w:name w:val="header"/>
-    <w:basedOn w:val="Standaard"/>
-    <w:link w:val="KoptekstChar"/>
+    <w:basedOn w:val="Normal"/>
+    <w:link w:val="HeaderChar"/>
     <w:uiPriority w:val="99"/>
     <w:unhideWhenUsed/>
     <w:rsid w:val="000D235F"/>
@@ -3137,17 +2290,17 @@
       <w:spacing w:after="0" w:line="240" w:lineRule="auto"/>
     </w:pPr>
   </w:style>
-  <w:style w:type="character" w:customStyle="1" w:styleId="KoptekstChar">
-    <w:name w:val="Koptekst Char"/>
-    <w:basedOn w:val="Standaardalinea-lettertype"/>
-    <w:link w:val="Koptekst"/>
+  <w:style w:type="character" w:customStyle="1" w:styleId="HeaderChar">
+    <w:name w:val="Header Char"/>
+    <w:basedOn w:val="DefaultParagraphFont"/>
+    <w:link w:val="Header"/>
     <w:uiPriority w:val="99"/>
     <w:rsid w:val="000D235F"/>
   </w:style>
-  <w:style w:type="paragraph" w:styleId="Voettekst">
+  <w:style w:type="paragraph" w:styleId="Footer">
     <w:name w:val="footer"/>
-    <w:basedOn w:val="Standaard"/>
-    <w:link w:val="VoettekstChar"/>
+    <w:basedOn w:val="Normal"/>
+    <w:link w:val="FooterChar"/>
     <w:uiPriority w:val="99"/>
     <w:unhideWhenUsed/>
     <w:rsid w:val="000D235F"/>
@@ -3159,10 +2312,10 @@
       <w:spacing w:after="0" w:line="240" w:lineRule="auto"/>
     </w:pPr>
   </w:style>
-  <w:style w:type="character" w:customStyle="1" w:styleId="VoettekstChar">
-    <w:name w:val="Voettekst Char"/>
-    <w:basedOn w:val="Standaardalinea-lettertype"/>
-    <w:link w:val="Voettekst"/>
+  <w:style w:type="character" w:customStyle="1" w:styleId="FooterChar">
+    <w:name w:val="Footer Char"/>
+    <w:basedOn w:val="DefaultParagraphFont"/>
+    <w:link w:val="Footer"/>
     <w:uiPriority w:val="99"/>
     <w:rsid w:val="000D235F"/>
   </w:style>

--- a/README.docx
+++ b/README.docx
@@ -15,16 +15,48 @@
         <w:t xml:space="preserve">Ons product is een game </w:t>
       </w:r>
       <w:r>
-        <w:t xml:space="preserve">die gemaakt is in de game engine Godot. </w:t>
-      </w:r>
-      <w:r>
-        <w:t xml:space="preserve">Het is een simpele 2d platformer met een makkelijke besturing. De game gaat over Johnny en </w:t>
-      </w:r>
-      <w:r>
-        <w:t xml:space="preserve">je bestuurt hem terwijl je robot enemy’s tegenkomt. Die kan je verslaan door er op te springen of </w:t>
-      </w:r>
-      <w:r>
-        <w:t>ze te punchen. Versla 3 levels om de game te beaten.</w:t>
+        <w:t xml:space="preserve">die gemaakt is in de game engine </w:t>
+      </w:r>
+      <w:proofErr w:type="spellStart"/>
+      <w:r>
+        <w:t>Godot</w:t>
+      </w:r>
+      <w:proofErr w:type="spellEnd"/>
+      <w:r>
+        <w:t xml:space="preserve">. </w:t>
+      </w:r>
+      <w:r>
+        <w:t xml:space="preserve">Het is een simpele 2d </w:t>
+      </w:r>
+      <w:proofErr w:type="spellStart"/>
+      <w:r>
+        <w:t>platformer</w:t>
+      </w:r>
+      <w:proofErr w:type="spellEnd"/>
+      <w:r>
+        <w:t xml:space="preserve"> met een makkelijke besturing. De game gaat over Johnny en </w:t>
+      </w:r>
+      <w:r>
+        <w:t xml:space="preserve">je bestuurt hem terwijl je robot </w:t>
+      </w:r>
+      <w:proofErr w:type="spellStart"/>
+      <w:r>
+        <w:t>enemy’s</w:t>
+      </w:r>
+      <w:proofErr w:type="spellEnd"/>
+      <w:r>
+        <w:t xml:space="preserve"> tegenkomt. Die kan je verslaan door er op te springen of </w:t>
+      </w:r>
+      <w:r>
+        <w:t xml:space="preserve">ze te punchen. Versla 3 levels om de game te </w:t>
+      </w:r>
+      <w:proofErr w:type="spellStart"/>
+      <w:r>
+        <w:t>beaten</w:t>
+      </w:r>
+      <w:proofErr w:type="spellEnd"/>
+      <w:r>
+        <w:t>.</w:t>
       </w:r>
     </w:p>
     <w:p>
@@ -110,7 +142,10 @@
         <w:t>CLICK THIS TO RUN GAME.exe</w:t>
       </w:r>
       <w:r>
-        <w:t>”.</w:t>
+        <w:t>”</w:t>
+      </w:r>
+      <w:r>
+        <w:t>, dit is de enige manier hoe de executabele werkt.</w:t>
       </w:r>
     </w:p>
     <w:p/>
@@ -124,12 +159,100 @@
     </w:p>
     <w:p>
       <w:r>
-        <w:t>Voor het gebruiksinterface hebben wij gebruik gemaakt van de twee vuistregels Aesthetic and Minimalist design en Consistency and standards, wij hebben deze vuistregels gekozen aangezien deze vuistregels het beste aansloten voor het doel van de gebruikersinterface.</w:t>
-      </w:r>
-    </w:p>
-    <w:p>
-      <w:r>
-        <w:t xml:space="preserve">We hebben de settings tab alleen maar in de main menu kunnen plaatsen, omdat het te moeilijk was om in het pause menu te krijgen. We hebben besloten om  een knop naar de main menu in de pause menu te zetten, hierbij kunnen gebruikers toch nog naar de settings tab. </w:t>
+        <w:t xml:space="preserve">Voor het gebruiksinterface hebben wij gebruik gemaakt van de twee vuistregels </w:t>
+      </w:r>
+      <w:proofErr w:type="spellStart"/>
+      <w:r>
+        <w:t>Aesthetic</w:t>
+      </w:r>
+      <w:proofErr w:type="spellEnd"/>
+      <w:r>
+        <w:t xml:space="preserve"> </w:t>
+      </w:r>
+      <w:proofErr w:type="spellStart"/>
+      <w:r>
+        <w:t>and</w:t>
+      </w:r>
+      <w:proofErr w:type="spellEnd"/>
+      <w:r>
+        <w:t xml:space="preserve"> Minimalist design en </w:t>
+      </w:r>
+      <w:proofErr w:type="spellStart"/>
+      <w:r>
+        <w:t>Consistency</w:t>
+      </w:r>
+      <w:proofErr w:type="spellEnd"/>
+      <w:r>
+        <w:t xml:space="preserve"> </w:t>
+      </w:r>
+      <w:proofErr w:type="spellStart"/>
+      <w:r>
+        <w:t>and</w:t>
+      </w:r>
+      <w:proofErr w:type="spellEnd"/>
+      <w:r>
+        <w:t xml:space="preserve"> </w:t>
+      </w:r>
+      <w:proofErr w:type="spellStart"/>
+      <w:r>
+        <w:t>standards</w:t>
+      </w:r>
+      <w:proofErr w:type="spellEnd"/>
+      <w:r>
+        <w:t>, wij hebben deze vuistregels gekozen aangezien deze vuistregels het beste aansloten voor het doel van de gebruikersinterface.</w:t>
+      </w:r>
+    </w:p>
+    <w:p>
+      <w:r>
+        <w:t xml:space="preserve">We hebben de </w:t>
+      </w:r>
+      <w:proofErr w:type="spellStart"/>
+      <w:r>
+        <w:t>settings</w:t>
+      </w:r>
+      <w:proofErr w:type="spellEnd"/>
+      <w:r>
+        <w:t xml:space="preserve"> tab alleen maar in de </w:t>
+      </w:r>
+      <w:proofErr w:type="spellStart"/>
+      <w:r>
+        <w:t>main</w:t>
+      </w:r>
+      <w:proofErr w:type="spellEnd"/>
+      <w:r>
+        <w:t xml:space="preserve"> menu kunnen plaatsen, omdat het te moeilijk was om in het </w:t>
+      </w:r>
+      <w:proofErr w:type="spellStart"/>
+      <w:r>
+        <w:t>pause</w:t>
+      </w:r>
+      <w:proofErr w:type="spellEnd"/>
+      <w:r>
+        <w:t xml:space="preserve"> menu te krijgen. We hebben besloten om  een knop naar de </w:t>
+      </w:r>
+      <w:proofErr w:type="spellStart"/>
+      <w:r>
+        <w:t>main</w:t>
+      </w:r>
+      <w:proofErr w:type="spellEnd"/>
+      <w:r>
+        <w:t xml:space="preserve"> menu in de </w:t>
+      </w:r>
+      <w:proofErr w:type="spellStart"/>
+      <w:r>
+        <w:t>pause</w:t>
+      </w:r>
+      <w:proofErr w:type="spellEnd"/>
+      <w:r>
+        <w:t xml:space="preserve"> menu te zetten, hierbij kunnen gebruikers toch nog naar de </w:t>
+      </w:r>
+      <w:proofErr w:type="spellStart"/>
+      <w:r>
+        <w:t>settings</w:t>
+      </w:r>
+      <w:proofErr w:type="spellEnd"/>
+      <w:r>
+        <w:t xml:space="preserve"> tab. </w:t>
       </w:r>
     </w:p>
     <w:p>
@@ -143,9 +266,35 @@
         <w:lastRenderedPageBreak/>
         <w:t xml:space="preserve">Hierdoor hebben we de vuistregel </w:t>
       </w:r>
-      <w:r>
-        <w:t>Recognition Rather than Recall</w:t>
-      </w:r>
+      <w:proofErr w:type="spellStart"/>
+      <w:r>
+        <w:t>Recognition</w:t>
+      </w:r>
+      <w:proofErr w:type="spellEnd"/>
+      <w:r>
+        <w:t xml:space="preserve"> </w:t>
+      </w:r>
+      <w:proofErr w:type="spellStart"/>
+      <w:r>
+        <w:t>Rather</w:t>
+      </w:r>
+      <w:proofErr w:type="spellEnd"/>
+      <w:r>
+        <w:t xml:space="preserve"> </w:t>
+      </w:r>
+      <w:proofErr w:type="spellStart"/>
+      <w:r>
+        <w:t>than</w:t>
+      </w:r>
+      <w:proofErr w:type="spellEnd"/>
+      <w:r>
+        <w:t xml:space="preserve"> </w:t>
+      </w:r>
+      <w:proofErr w:type="spellStart"/>
+      <w:r>
+        <w:t>Recall</w:t>
+      </w:r>
+      <w:proofErr w:type="spellEnd"/>
       <w:r>
         <w:t xml:space="preserve"> moeten laten vallen, deze waren we wel </w:t>
       </w:r>
@@ -194,7 +343,27 @@
           <w:bCs/>
           <w:color w:val="000000" w:themeColor="text1"/>
         </w:rPr>
-        <w:t>Navigeer naar pause menu:</w:t>
+        <w:t xml:space="preserve">Navigeer naar </w:t>
+      </w:r>
+      <w:proofErr w:type="spellStart"/>
+      <w:r>
+        <w:rPr>
+          <w:rFonts w:eastAsia="Aptos" w:cs="Aptos"/>
+          <w:b/>
+          <w:bCs/>
+          <w:color w:val="000000" w:themeColor="text1"/>
+        </w:rPr>
+        <w:t>pause</w:t>
+      </w:r>
+      <w:proofErr w:type="spellEnd"/>
+      <w:r>
+        <w:rPr>
+          <w:rFonts w:eastAsia="Aptos" w:cs="Aptos"/>
+          <w:b/>
+          <w:bCs/>
+          <w:color w:val="000000" w:themeColor="text1"/>
+        </w:rPr>
+        <w:t xml:space="preserve"> menu:</w:t>
       </w:r>
     </w:p>
     <w:p>
@@ -228,7 +397,27 @@
           <w:bCs/>
           <w:color w:val="000000" w:themeColor="text1"/>
         </w:rPr>
-        <w:t>Navigeer naar settings menu:</w:t>
+        <w:t xml:space="preserve">Navigeer naar </w:t>
+      </w:r>
+      <w:proofErr w:type="spellStart"/>
+      <w:r>
+        <w:rPr>
+          <w:rFonts w:eastAsia="Aptos" w:cs="Aptos"/>
+          <w:b/>
+          <w:bCs/>
+          <w:color w:val="000000" w:themeColor="text1"/>
+        </w:rPr>
+        <w:t>settings</w:t>
+      </w:r>
+      <w:proofErr w:type="spellEnd"/>
+      <w:r>
+        <w:rPr>
+          <w:rFonts w:eastAsia="Aptos" w:cs="Aptos"/>
+          <w:b/>
+          <w:bCs/>
+          <w:color w:val="000000" w:themeColor="text1"/>
+        </w:rPr>
+        <w:t xml:space="preserve"> menu:</w:t>
       </w:r>
     </w:p>
     <w:p>
@@ -277,7 +466,23 @@
           <w:rFonts w:eastAsia="Aptos" w:cs="Aptos"/>
           <w:color w:val="000000" w:themeColor="text1"/>
         </w:rPr>
-        <w:t>Dit was duidelijk voor de gebruiker, er zijn geen problemen hiermee. Ook bij de pause menu</w:t>
+        <w:t xml:space="preserve">Dit was duidelijk voor de gebruiker, er zijn geen problemen hiermee. Ook bij de </w:t>
+      </w:r>
+      <w:proofErr w:type="spellStart"/>
+      <w:r>
+        <w:rPr>
+          <w:rFonts w:eastAsia="Aptos" w:cs="Aptos"/>
+          <w:color w:val="000000" w:themeColor="text1"/>
+        </w:rPr>
+        <w:t>pause</w:t>
+      </w:r>
+      <w:proofErr w:type="spellEnd"/>
+      <w:r>
+        <w:rPr>
+          <w:rFonts w:eastAsia="Aptos" w:cs="Aptos"/>
+          <w:color w:val="000000" w:themeColor="text1"/>
+        </w:rPr>
+        <w:t xml:space="preserve"> menu</w:t>
       </w:r>
     </w:p>
     <w:p>
@@ -358,7 +563,15 @@
     </w:p>
     <w:p>
       <w:r>
-        <w:t>Moeder Vojtisek:</w:t>
+        <w:t xml:space="preserve">Moeder </w:t>
+      </w:r>
+      <w:proofErr w:type="spellStart"/>
+      <w:r>
+        <w:t>Vojtisek</w:t>
+      </w:r>
+      <w:proofErr w:type="spellEnd"/>
+      <w:r>
+        <w:t>:</w:t>
       </w:r>
     </w:p>
     <w:p>
@@ -377,7 +590,27 @@
           <w:bCs/>
           <w:color w:val="000000" w:themeColor="text1"/>
         </w:rPr>
-        <w:t>Navigeer naar pause menu:</w:t>
+        <w:t xml:space="preserve">Navigeer naar </w:t>
+      </w:r>
+      <w:proofErr w:type="spellStart"/>
+      <w:r>
+        <w:rPr>
+          <w:rFonts w:eastAsia="Aptos" w:cs="Aptos"/>
+          <w:b/>
+          <w:bCs/>
+          <w:color w:val="000000" w:themeColor="text1"/>
+        </w:rPr>
+        <w:t>pause</w:t>
+      </w:r>
+      <w:proofErr w:type="spellEnd"/>
+      <w:r>
+        <w:rPr>
+          <w:rFonts w:eastAsia="Aptos" w:cs="Aptos"/>
+          <w:b/>
+          <w:bCs/>
+          <w:color w:val="000000" w:themeColor="text1"/>
+        </w:rPr>
+        <w:t xml:space="preserve"> menu:</w:t>
       </w:r>
     </w:p>
     <w:p>
@@ -411,7 +644,27 @@
           <w:bCs/>
           <w:color w:val="000000" w:themeColor="text1"/>
         </w:rPr>
-        <w:t>Navigeer naar settings menu:</w:t>
+        <w:t xml:space="preserve">Navigeer naar </w:t>
+      </w:r>
+      <w:proofErr w:type="spellStart"/>
+      <w:r>
+        <w:rPr>
+          <w:rFonts w:eastAsia="Aptos" w:cs="Aptos"/>
+          <w:b/>
+          <w:bCs/>
+          <w:color w:val="000000" w:themeColor="text1"/>
+        </w:rPr>
+        <w:t>settings</w:t>
+      </w:r>
+      <w:proofErr w:type="spellEnd"/>
+      <w:r>
+        <w:rPr>
+          <w:rFonts w:eastAsia="Aptos" w:cs="Aptos"/>
+          <w:b/>
+          <w:bCs/>
+          <w:color w:val="000000" w:themeColor="text1"/>
+        </w:rPr>
+        <w:t xml:space="preserve"> menu:</w:t>
       </w:r>
     </w:p>
     <w:p>
@@ -535,7 +788,15 @@
     <w:p/>
     <w:p>
       <w:r>
-        <w:t>Oudere vriend Vojtisek:</w:t>
+        <w:t xml:space="preserve">Oudere vriend </w:t>
+      </w:r>
+      <w:proofErr w:type="spellStart"/>
+      <w:r>
+        <w:t>Vojtisek</w:t>
+      </w:r>
+      <w:proofErr w:type="spellEnd"/>
+      <w:r>
+        <w:t>:</w:t>
       </w:r>
     </w:p>
     <w:p>
@@ -554,7 +815,27 @@
           <w:bCs/>
           <w:color w:val="000000" w:themeColor="text1"/>
         </w:rPr>
-        <w:t>Navigeer naar pause menu:</w:t>
+        <w:t xml:space="preserve">Navigeer naar </w:t>
+      </w:r>
+      <w:proofErr w:type="spellStart"/>
+      <w:r>
+        <w:rPr>
+          <w:rFonts w:eastAsia="Aptos" w:cs="Aptos"/>
+          <w:b/>
+          <w:bCs/>
+          <w:color w:val="000000" w:themeColor="text1"/>
+        </w:rPr>
+        <w:t>pause</w:t>
+      </w:r>
+      <w:proofErr w:type="spellEnd"/>
+      <w:r>
+        <w:rPr>
+          <w:rFonts w:eastAsia="Aptos" w:cs="Aptos"/>
+          <w:b/>
+          <w:bCs/>
+          <w:color w:val="000000" w:themeColor="text1"/>
+        </w:rPr>
+        <w:t xml:space="preserve"> menu:</w:t>
       </w:r>
     </w:p>
     <w:p>
@@ -588,7 +869,27 @@
           <w:bCs/>
           <w:color w:val="000000" w:themeColor="text1"/>
         </w:rPr>
-        <w:t>Navigeer naar settings menu:</w:t>
+        <w:t xml:space="preserve">Navigeer naar </w:t>
+      </w:r>
+      <w:proofErr w:type="spellStart"/>
+      <w:r>
+        <w:rPr>
+          <w:rFonts w:eastAsia="Aptos" w:cs="Aptos"/>
+          <w:b/>
+          <w:bCs/>
+          <w:color w:val="000000" w:themeColor="text1"/>
+        </w:rPr>
+        <w:t>settings</w:t>
+      </w:r>
+      <w:proofErr w:type="spellEnd"/>
+      <w:r>
+        <w:rPr>
+          <w:rFonts w:eastAsia="Aptos" w:cs="Aptos"/>
+          <w:b/>
+          <w:bCs/>
+          <w:color w:val="000000" w:themeColor="text1"/>
+        </w:rPr>
+        <w:t xml:space="preserve"> menu:</w:t>
       </w:r>
     </w:p>
     <w:p>
@@ -732,7 +1033,47 @@
           <w:bCs/>
           <w:color w:val="000000" w:themeColor="text1"/>
         </w:rPr>
-        <w:t>Al met al is de main menu en de pause menu goed en duidelijk in elkaar gezet. Er zijn geen veranderingen nodig.</w:t>
+        <w:t xml:space="preserve">Al met al is de </w:t>
+      </w:r>
+      <w:proofErr w:type="spellStart"/>
+      <w:r>
+        <w:rPr>
+          <w:rFonts w:eastAsia="Aptos" w:cs="Aptos"/>
+          <w:b/>
+          <w:bCs/>
+          <w:color w:val="000000" w:themeColor="text1"/>
+        </w:rPr>
+        <w:t>main</w:t>
+      </w:r>
+      <w:proofErr w:type="spellEnd"/>
+      <w:r>
+        <w:rPr>
+          <w:rFonts w:eastAsia="Aptos" w:cs="Aptos"/>
+          <w:b/>
+          <w:bCs/>
+          <w:color w:val="000000" w:themeColor="text1"/>
+        </w:rPr>
+        <w:t xml:space="preserve"> menu en de </w:t>
+      </w:r>
+      <w:proofErr w:type="spellStart"/>
+      <w:r>
+        <w:rPr>
+          <w:rFonts w:eastAsia="Aptos" w:cs="Aptos"/>
+          <w:b/>
+          <w:bCs/>
+          <w:color w:val="000000" w:themeColor="text1"/>
+        </w:rPr>
+        <w:t>pause</w:t>
+      </w:r>
+      <w:proofErr w:type="spellEnd"/>
+      <w:r>
+        <w:rPr>
+          <w:rFonts w:eastAsia="Aptos" w:cs="Aptos"/>
+          <w:b/>
+          <w:bCs/>
+          <w:color w:val="000000" w:themeColor="text1"/>
+        </w:rPr>
+        <w:t xml:space="preserve"> menu goed en duidelijk in elkaar gezet. Er zijn geen veranderingen nodig.</w:t>
       </w:r>
     </w:p>
     <w:p>
@@ -748,7 +1089,15 @@
         <w:pStyle w:val="Heading2"/>
       </w:pPr>
       <w:r>
-        <w:t>User experience:</w:t>
+        <w:t xml:space="preserve">User </w:t>
+      </w:r>
+      <w:proofErr w:type="spellStart"/>
+      <w:r>
+        <w:t>experience</w:t>
+      </w:r>
+      <w:proofErr w:type="spellEnd"/>
+      <w:r>
+        <w:t>:</w:t>
       </w:r>
     </w:p>
     <w:p>
@@ -779,7 +1128,87 @@
     </w:p>
     <w:p>
       <w:r>
-        <w:t>De gebruiker had erg veel moeite met de eerste enemy. Het is duidelijk dat het niet zo handig is om de game te starten met een projectile enemy. Level 1 zal dus alleen maar punching enemy’s moeten hebben of de projectile enemy later introduceren in het level voor een betere speel ervaring. Uiteindelijk heeft ze het level gehaald nadat ze op de projectile enemy een keer jumpte en verder ging.</w:t>
+        <w:t xml:space="preserve">De gebruiker had erg veel moeite met de eerste </w:t>
+      </w:r>
+      <w:proofErr w:type="spellStart"/>
+      <w:r>
+        <w:t>enemy</w:t>
+      </w:r>
+      <w:proofErr w:type="spellEnd"/>
+      <w:r>
+        <w:t xml:space="preserve">. Het is duidelijk dat het niet zo handig is om de game te starten met een </w:t>
+      </w:r>
+      <w:proofErr w:type="spellStart"/>
+      <w:r>
+        <w:t>projectile</w:t>
+      </w:r>
+      <w:proofErr w:type="spellEnd"/>
+      <w:r>
+        <w:t xml:space="preserve"> </w:t>
+      </w:r>
+      <w:proofErr w:type="spellStart"/>
+      <w:r>
+        <w:t>enemy</w:t>
+      </w:r>
+      <w:proofErr w:type="spellEnd"/>
+      <w:r>
+        <w:t xml:space="preserve">. Level 1 zal dus alleen maar </w:t>
+      </w:r>
+      <w:proofErr w:type="spellStart"/>
+      <w:r>
+        <w:t>punching</w:t>
+      </w:r>
+      <w:proofErr w:type="spellEnd"/>
+      <w:r>
+        <w:t xml:space="preserve"> </w:t>
+      </w:r>
+      <w:proofErr w:type="spellStart"/>
+      <w:r>
+        <w:t>enemy’s</w:t>
+      </w:r>
+      <w:proofErr w:type="spellEnd"/>
+      <w:r>
+        <w:t xml:space="preserve"> moeten hebben of de </w:t>
+      </w:r>
+      <w:proofErr w:type="spellStart"/>
+      <w:r>
+        <w:t>projectile</w:t>
+      </w:r>
+      <w:proofErr w:type="spellEnd"/>
+      <w:r>
+        <w:t xml:space="preserve"> </w:t>
+      </w:r>
+      <w:proofErr w:type="spellStart"/>
+      <w:r>
+        <w:t>enemy</w:t>
+      </w:r>
+      <w:proofErr w:type="spellEnd"/>
+      <w:r>
+        <w:t xml:space="preserve"> later introduceren in het level voor een betere speel ervaring. Uiteindelijk heeft ze het level gehaald nadat ze op de </w:t>
+      </w:r>
+      <w:proofErr w:type="spellStart"/>
+      <w:r>
+        <w:t>projectile</w:t>
+      </w:r>
+      <w:proofErr w:type="spellEnd"/>
+      <w:r>
+        <w:t xml:space="preserve"> </w:t>
+      </w:r>
+      <w:proofErr w:type="spellStart"/>
+      <w:r>
+        <w:t>enemy</w:t>
+      </w:r>
+      <w:proofErr w:type="spellEnd"/>
+      <w:r>
+        <w:t xml:space="preserve"> een keer </w:t>
+      </w:r>
+      <w:proofErr w:type="spellStart"/>
+      <w:r>
+        <w:t>jumpte</w:t>
+      </w:r>
+      <w:proofErr w:type="spellEnd"/>
+      <w:r>
+        <w:t xml:space="preserve"> en verder ging.</w:t>
       </w:r>
     </w:p>
     <w:p>
@@ -800,7 +1229,23 @@
     <w:p>
       <w:r>
         <w:lastRenderedPageBreak/>
-        <w:t>Level 2 vond ze zelf erg moeilijk. Dit komt omdat ze moeite had met de besturing. Ook al staat er rechtsboven wat de controls zijn. De platforming in het level vond ze te moeilijk en ze gaf het op.</w:t>
+        <w:t xml:space="preserve">Level 2 vond ze zelf erg moeilijk. Dit komt omdat ze moeite had met de besturing. Ook al staat er rechtsboven wat de </w:t>
+      </w:r>
+      <w:proofErr w:type="spellStart"/>
+      <w:r>
+        <w:t>controls</w:t>
+      </w:r>
+      <w:proofErr w:type="spellEnd"/>
+      <w:r>
+        <w:t xml:space="preserve"> zijn. De </w:t>
+      </w:r>
+      <w:proofErr w:type="spellStart"/>
+      <w:r>
+        <w:t>platforming</w:t>
+      </w:r>
+      <w:proofErr w:type="spellEnd"/>
+      <w:r>
+        <w:t xml:space="preserve"> in het level vond ze te moeilijk en ze gaf het op.</w:t>
       </w:r>
     </w:p>
     <w:p>
@@ -820,7 +1265,63 @@
     </w:p>
     <w:p>
       <w:r>
-        <w:t>Dit level was onmogelijk voor haar sinds de moeilijkheidsgraad sterk omhoog gaat in dit level. Het is duidelijk dat dit level minder projectile enemy’s moet hebben en meer punching enemy’s (Bijvoorbeeld 2 punch en 2 projectile) voor een beginner friendly experience.</w:t>
+        <w:t xml:space="preserve">Dit level was onmogelijk voor haar sinds de moeilijkheidsgraad sterk omhoog gaat in dit level. Het is duidelijk dat dit level minder </w:t>
+      </w:r>
+      <w:proofErr w:type="spellStart"/>
+      <w:r>
+        <w:t>projectile</w:t>
+      </w:r>
+      <w:proofErr w:type="spellEnd"/>
+      <w:r>
+        <w:t xml:space="preserve"> </w:t>
+      </w:r>
+      <w:proofErr w:type="spellStart"/>
+      <w:r>
+        <w:t>enemy’s</w:t>
+      </w:r>
+      <w:proofErr w:type="spellEnd"/>
+      <w:r>
+        <w:t xml:space="preserve"> moet hebben en meer </w:t>
+      </w:r>
+      <w:proofErr w:type="spellStart"/>
+      <w:r>
+        <w:t>punching</w:t>
+      </w:r>
+      <w:proofErr w:type="spellEnd"/>
+      <w:r>
+        <w:t xml:space="preserve"> </w:t>
+      </w:r>
+      <w:proofErr w:type="spellStart"/>
+      <w:r>
+        <w:t>enemy’s</w:t>
+      </w:r>
+      <w:proofErr w:type="spellEnd"/>
+      <w:r>
+        <w:t xml:space="preserve"> (Bijvoorbeeld 2 punch en 2 </w:t>
+      </w:r>
+      <w:proofErr w:type="spellStart"/>
+      <w:r>
+        <w:t>projectile</w:t>
+      </w:r>
+      <w:proofErr w:type="spellEnd"/>
+      <w:r>
+        <w:t xml:space="preserve">) voor een beginner </w:t>
+      </w:r>
+      <w:proofErr w:type="spellStart"/>
+      <w:r>
+        <w:t>friendly</w:t>
+      </w:r>
+      <w:proofErr w:type="spellEnd"/>
+      <w:r>
+        <w:t xml:space="preserve"> </w:t>
+      </w:r>
+      <w:proofErr w:type="spellStart"/>
+      <w:r>
+        <w:t>experience</w:t>
+      </w:r>
+      <w:proofErr w:type="spellEnd"/>
+      <w:r>
+        <w:t>.</w:t>
       </w:r>
     </w:p>
     <w:p/>
@@ -835,13 +1336,37 @@
     </w:p>
     <w:p>
       <w:r>
-        <w:t>De main menu kon ze makkelijk verkennen. Wel vond ze de pause menu steeds wegklikken irritant.</w:t>
+        <w:t xml:space="preserve">De </w:t>
+      </w:r>
+      <w:proofErr w:type="spellStart"/>
+      <w:r>
+        <w:t>main</w:t>
+      </w:r>
+      <w:proofErr w:type="spellEnd"/>
+      <w:r>
+        <w:t xml:space="preserve"> menu kon ze makkelijk verkennen. Wel vond ze de </w:t>
+      </w:r>
+      <w:proofErr w:type="spellStart"/>
+      <w:r>
+        <w:t>pause</w:t>
+      </w:r>
+      <w:proofErr w:type="spellEnd"/>
+      <w:r>
+        <w:t xml:space="preserve"> menu steeds wegklikken irritant.</w:t>
       </w:r>
     </w:p>
     <w:p/>
     <w:p>
       <w:r>
-        <w:t>Moeder Vojtisek:</w:t>
+        <w:t xml:space="preserve">Moeder </w:t>
+      </w:r>
+      <w:proofErr w:type="spellStart"/>
+      <w:r>
+        <w:t>Vojtisek</w:t>
+      </w:r>
+      <w:proofErr w:type="spellEnd"/>
+      <w:r>
+        <w:t>:</w:t>
       </w:r>
     </w:p>
     <w:p>
@@ -861,7 +1386,15 @@
     </w:p>
     <w:p>
       <w:r>
-        <w:t>Kwam niet verder dan de eerste enemy.</w:t>
+        <w:t xml:space="preserve">Kwam niet verder dan de eerste </w:t>
+      </w:r>
+      <w:proofErr w:type="spellStart"/>
+      <w:r>
+        <w:t>enemy</w:t>
+      </w:r>
+      <w:proofErr w:type="spellEnd"/>
+      <w:r>
+        <w:t>.</w:t>
       </w:r>
     </w:p>
     <w:p>
@@ -887,34 +1420,44 @@
           <w:lang w:val="en-GB"/>
         </w:rPr>
       </w:pPr>
+      <w:proofErr w:type="spellStart"/>
       <w:r>
         <w:rPr>
           <w:lang w:val="en-GB"/>
         </w:rPr>
-        <w:t>nvt.</w:t>
-      </w:r>
-    </w:p>
-    <w:p>
-      <w:pPr>
-        <w:rPr>
-          <w:b/>
-          <w:bCs/>
+        <w:t>nvt</w:t>
+      </w:r>
+      <w:proofErr w:type="spellEnd"/>
+      <w:r>
+        <w:rPr>
           <w:lang w:val="en-GB"/>
         </w:rPr>
-      </w:pPr>
-      <w:r>
+        <w:t>.</w:t>
+      </w:r>
+    </w:p>
+    <w:p>
+      <w:pPr>
         <w:rPr>
           <w:b/>
           <w:bCs/>
           <w:lang w:val="en-GB"/>
         </w:rPr>
+      </w:pPr>
+      <w:r>
+        <w:rPr>
+          <w:b/>
+          <w:bCs/>
+          <w:lang w:val="en-GB"/>
+        </w:rPr>
         <w:t>Complete level 3:</w:t>
       </w:r>
     </w:p>
     <w:p>
+      <w:proofErr w:type="spellStart"/>
       <w:r>
         <w:t>nvt</w:t>
       </w:r>
+      <w:proofErr w:type="spellEnd"/>
     </w:p>
     <w:p>
       <w:r>
@@ -926,14 +1469,24 @@
       </w:r>
     </w:p>
     <w:p>
+      <w:proofErr w:type="spellStart"/>
       <w:r>
         <w:t>nvt</w:t>
       </w:r>
+      <w:proofErr w:type="spellEnd"/>
     </w:p>
     <w:p/>
     <w:p>
       <w:r>
-        <w:t>Oudere vriend Vojtisek:</w:t>
+        <w:t xml:space="preserve">Oudere vriend </w:t>
+      </w:r>
+      <w:proofErr w:type="spellStart"/>
+      <w:r>
+        <w:t>Vojtisek</w:t>
+      </w:r>
+      <w:proofErr w:type="spellEnd"/>
+      <w:r>
+        <w:t>:</w:t>
       </w:r>
     </w:p>
     <w:p>
@@ -953,7 +1506,15 @@
     </w:p>
     <w:p>
       <w:r>
-        <w:t>Kwam niet verder dan de eerste enemy.</w:t>
+        <w:t xml:space="preserve">Kwam niet verder dan de eerste </w:t>
+      </w:r>
+      <w:proofErr w:type="spellStart"/>
+      <w:r>
+        <w:t>enemy</w:t>
+      </w:r>
+      <w:proofErr w:type="spellEnd"/>
+      <w:r>
+        <w:t>.</w:t>
       </w:r>
     </w:p>
     <w:p>
@@ -979,34 +1540,44 @@
           <w:lang w:val="en-GB"/>
         </w:rPr>
       </w:pPr>
+      <w:proofErr w:type="spellStart"/>
       <w:r>
         <w:rPr>
           <w:lang w:val="en-GB"/>
         </w:rPr>
-        <w:t>nvt.</w:t>
-      </w:r>
-    </w:p>
-    <w:p>
-      <w:pPr>
-        <w:rPr>
-          <w:b/>
-          <w:bCs/>
+        <w:t>nvt</w:t>
+      </w:r>
+      <w:proofErr w:type="spellEnd"/>
+      <w:r>
+        <w:rPr>
           <w:lang w:val="en-GB"/>
         </w:rPr>
-      </w:pPr>
-      <w:r>
+        <w:t>.</w:t>
+      </w:r>
+    </w:p>
+    <w:p>
+      <w:pPr>
         <w:rPr>
           <w:b/>
           <w:bCs/>
           <w:lang w:val="en-GB"/>
         </w:rPr>
+      </w:pPr>
+      <w:r>
+        <w:rPr>
+          <w:b/>
+          <w:bCs/>
+          <w:lang w:val="en-GB"/>
+        </w:rPr>
         <w:t>Complete level 3:</w:t>
       </w:r>
     </w:p>
     <w:p>
+      <w:proofErr w:type="spellStart"/>
       <w:r>
         <w:t>nvt</w:t>
       </w:r>
+      <w:proofErr w:type="spellEnd"/>
     </w:p>
     <w:p>
       <w:r>
@@ -1037,21 +1608,62 @@
           <w:b/>
           <w:bCs/>
         </w:rPr>
-        <w:t>Al met al Is de game beginner friendly</w:t>
-      </w:r>
-      <w:r>
-        <w:rPr>
-          <w:b/>
-          <w:bCs/>
-        </w:rPr>
-        <w:t xml:space="preserve"> voor mensen met gemidelde computer skills</w:t>
-      </w:r>
-      <w:r>
-        <w:rPr>
-          <w:b/>
-          <w:bCs/>
-        </w:rPr>
-        <w:t xml:space="preserve"> met een paar kleine aanpassingen, zoals een beter begin in het eerste level en het fixen van de pause menu. Ook kan de moeilijkheidsgraad iets lager worden in level 3.</w:t>
+        <w:t xml:space="preserve">Al met al Is de game beginner </w:t>
+      </w:r>
+      <w:proofErr w:type="spellStart"/>
+      <w:r>
+        <w:rPr>
+          <w:b/>
+          <w:bCs/>
+        </w:rPr>
+        <w:t>friendly</w:t>
+      </w:r>
+      <w:proofErr w:type="spellEnd"/>
+      <w:r>
+        <w:rPr>
+          <w:b/>
+          <w:bCs/>
+        </w:rPr>
+        <w:t xml:space="preserve"> voor mensen met </w:t>
+      </w:r>
+      <w:proofErr w:type="spellStart"/>
+      <w:r>
+        <w:rPr>
+          <w:b/>
+          <w:bCs/>
+        </w:rPr>
+        <w:t>gemidelde</w:t>
+      </w:r>
+      <w:proofErr w:type="spellEnd"/>
+      <w:r>
+        <w:rPr>
+          <w:b/>
+          <w:bCs/>
+        </w:rPr>
+        <w:t xml:space="preserve"> computer skills</w:t>
+      </w:r>
+      <w:r>
+        <w:rPr>
+          <w:b/>
+          <w:bCs/>
+        </w:rPr>
+        <w:t xml:space="preserve"> met een paar kleine aanpassingen, zoals een beter begin in het eerste level en het fixen van de </w:t>
+      </w:r>
+      <w:proofErr w:type="spellStart"/>
+      <w:r>
+        <w:rPr>
+          <w:b/>
+          <w:bCs/>
+        </w:rPr>
+        <w:t>pause</w:t>
+      </w:r>
+      <w:proofErr w:type="spellEnd"/>
+      <w:r>
+        <w:rPr>
+          <w:b/>
+          <w:bCs/>
+        </w:rPr>
+        <w:t xml:space="preserve"> menu. Ook kan de moeilijkheidsgraad iets lager worden in level 3.</w:t>
       </w:r>
     </w:p>
     <w:p>
@@ -1104,7 +1716,55 @@
           <w:b/>
           <w:bCs/>
         </w:rPr>
-        <w:t>Level 1 werd al gelijk moeilijk ervaren door de gebruiker, omdat de game gelijk begint met een enemy die projectiles afschiet. Hierdoor werd het erg lastig voor de gebruiker om deze te ontwijken, omdat de controls niet helemaal onder de knie waren.</w:t>
+        <w:t xml:space="preserve">Level 1 werd al gelijk moeilijk ervaren door de gebruiker, omdat de game gelijk begint met een </w:t>
+      </w:r>
+      <w:proofErr w:type="spellStart"/>
+      <w:r>
+        <w:rPr>
+          <w:b/>
+          <w:bCs/>
+        </w:rPr>
+        <w:t>enemy</w:t>
+      </w:r>
+      <w:proofErr w:type="spellEnd"/>
+      <w:r>
+        <w:rPr>
+          <w:b/>
+          <w:bCs/>
+        </w:rPr>
+        <w:t xml:space="preserve"> die </w:t>
+      </w:r>
+      <w:proofErr w:type="spellStart"/>
+      <w:r>
+        <w:rPr>
+          <w:b/>
+          <w:bCs/>
+        </w:rPr>
+        <w:t>projectiles</w:t>
+      </w:r>
+      <w:proofErr w:type="spellEnd"/>
+      <w:r>
+        <w:rPr>
+          <w:b/>
+          <w:bCs/>
+        </w:rPr>
+        <w:t xml:space="preserve"> afschiet. Hierdoor werd het erg lastig voor de gebruiker om deze te ontwijken, omdat de </w:t>
+      </w:r>
+      <w:proofErr w:type="spellStart"/>
+      <w:r>
+        <w:rPr>
+          <w:b/>
+          <w:bCs/>
+        </w:rPr>
+        <w:t>controls</w:t>
+      </w:r>
+      <w:proofErr w:type="spellEnd"/>
+      <w:r>
+        <w:rPr>
+          <w:b/>
+          <w:bCs/>
+        </w:rPr>
+        <w:t xml:space="preserve"> niet helemaal onder de knie waren.</w:t>
       </w:r>
     </w:p>
     <w:p>
@@ -1134,7 +1794,23 @@
           <w:b/>
           <w:bCs/>
         </w:rPr>
-        <w:t>Level 2 ging verassend beter voor de gebruiker, omdat ze hier geen projectiles hoefde te ontwijken, hierdoor had ze meer de mogelijkheid de besturing onder de knie te krijgen.</w:t>
+        <w:t xml:space="preserve">Level 2 ging verassend beter voor de gebruiker, omdat ze hier geen </w:t>
+      </w:r>
+      <w:proofErr w:type="spellStart"/>
+      <w:r>
+        <w:rPr>
+          <w:b/>
+          <w:bCs/>
+        </w:rPr>
+        <w:t>projectiles</w:t>
+      </w:r>
+      <w:proofErr w:type="spellEnd"/>
+      <w:r>
+        <w:rPr>
+          <w:b/>
+          <w:bCs/>
+        </w:rPr>
+        <w:t xml:space="preserve"> hoefde te ontwijken, hierdoor had ze meer de mogelijkheid de besturing onder de knie te krijgen.</w:t>
       </w:r>
     </w:p>
     <w:p>
@@ -1164,7 +1840,23 @@
           <w:b/>
           <w:bCs/>
         </w:rPr>
-        <w:t>Level 3 ging echt dramatisch. Dit level is voor een beginner onmogelijk om te halen, omdat de besturing gewoon niet goed genoeg onder de knie zit om alle projectiles en vijanden te ontwijken. Het is echt 30 keer geprobeerd, maar de gebruiker kwam niet langs de eerste vijanden.</w:t>
+        <w:t xml:space="preserve">Level 3 ging echt dramatisch. Dit level is voor een beginner onmogelijk om te halen, omdat de besturing gewoon niet goed genoeg onder de knie zit om alle </w:t>
+      </w:r>
+      <w:proofErr w:type="spellStart"/>
+      <w:r>
+        <w:rPr>
+          <w:b/>
+          <w:bCs/>
+        </w:rPr>
+        <w:t>projectiles</w:t>
+      </w:r>
+      <w:proofErr w:type="spellEnd"/>
+      <w:r>
+        <w:rPr>
+          <w:b/>
+          <w:bCs/>
+        </w:rPr>
+        <w:t xml:space="preserve"> en vijanden te ontwijken. Het is echt 30 keer geprobeerd, maar de gebruiker kwam niet langs de eerste vijanden.</w:t>
       </w:r>
     </w:p>
     <w:p>
@@ -1209,8 +1901,33 @@
           <w:b/>
           <w:bCs/>
         </w:rPr>
-        <w:t>Dus wij zijn ter conclusie gekomen dat het eerste level makkelijker gemaakt moet worden, zodat de beginnende gebruiker makkelijker de besturing onder de knie kan krijgen. Ook zal level 3 makkelijker gemaakt moeten worden, doormiddel van minder projectile vijanden te hebben en meer punching</w:t>
-      </w:r>
+        <w:t xml:space="preserve">Dus wij zijn ter conclusie gekomen dat het eerste level makkelijker gemaakt moet worden, zodat de beginnende gebruiker makkelijker de besturing onder de knie kan krijgen. Ook zal level 3 makkelijker gemaakt moeten worden, doormiddel van minder </w:t>
+      </w:r>
+      <w:proofErr w:type="spellStart"/>
+      <w:r>
+        <w:rPr>
+          <w:b/>
+          <w:bCs/>
+        </w:rPr>
+        <w:t>projectile</w:t>
+      </w:r>
+      <w:proofErr w:type="spellEnd"/>
+      <w:r>
+        <w:rPr>
+          <w:b/>
+          <w:bCs/>
+        </w:rPr>
+        <w:t xml:space="preserve"> vijanden te hebben en meer </w:t>
+      </w:r>
+      <w:proofErr w:type="spellStart"/>
+      <w:r>
+        <w:rPr>
+          <w:b/>
+          <w:bCs/>
+        </w:rPr>
+        <w:t>punching</w:t>
+      </w:r>
+      <w:proofErr w:type="spellEnd"/>
     </w:p>
     <w:p>
       <w:pPr>
@@ -1231,7 +1948,15 @@
     </w:p>
     <w:p>
       <w:r>
-        <w:t>Programmeren, user experience en interactie</w:t>
+        <w:t xml:space="preserve">Programmeren, user </w:t>
+      </w:r>
+      <w:proofErr w:type="spellStart"/>
+      <w:r>
+        <w:t>experience</w:t>
+      </w:r>
+      <w:proofErr w:type="spellEnd"/>
+      <w:r>
+        <w:t xml:space="preserve"> en interactie</w:t>
       </w:r>
     </w:p>
     <w:sectPr>
